--- a/VLSI PROJECTS.docx
+++ b/VLSI PROJECTS.docx
@@ -177,6 +177,7 @@
         <w:rPr>
           <w:b/>
           <w:bCs/>
+          <w:noProof/>
           <w:lang w:val="en-US"/>
         </w:rPr>
         <w:lastRenderedPageBreak/>
@@ -594,25 +595,7 @@
           <w:szCs w:val="16"/>
           <w:lang w:val="en-US"/>
         </w:rPr>
-        <w:t xml:space="preserve">        </w:t>
-      </w:r>
-      <w:proofErr w:type="spellStart"/>
-      <w:r>
-        <w:rPr>
-          <w:sz w:val="16"/>
-          <w:szCs w:val="16"/>
-          <w:lang w:val="en-US"/>
-        </w:rPr>
-        <w:t>clk</w:t>
-      </w:r>
-      <w:proofErr w:type="spellEnd"/>
-      <w:r>
-        <w:rPr>
-          <w:sz w:val="16"/>
-          <w:szCs w:val="16"/>
-          <w:lang w:val="en-US"/>
-        </w:rPr>
-        <w:t>,</w:t>
+        <w:t xml:space="preserve">        clk,</w:t>
       </w:r>
     </w:p>
     <w:p>
@@ -1473,25 +1456,7 @@
           <w:szCs w:val="16"/>
           <w:lang w:val="en-US"/>
         </w:rPr>
-        <w:t xml:space="preserve">posedge </w:t>
-      </w:r>
-      <w:proofErr w:type="spellStart"/>
-      <w:r>
-        <w:rPr>
-          <w:sz w:val="16"/>
-          <w:szCs w:val="16"/>
-          <w:lang w:val="en-US"/>
-        </w:rPr>
-        <w:t>clk</w:t>
-      </w:r>
-      <w:proofErr w:type="spellEnd"/>
-      <w:r>
-        <w:rPr>
-          <w:sz w:val="16"/>
-          <w:szCs w:val="16"/>
-          <w:lang w:val="en-US"/>
-        </w:rPr>
-        <w:t xml:space="preserve"> or </w:t>
+        <w:t xml:space="preserve">posedge clk or </w:t>
       </w:r>
       <w:proofErr w:type="spellStart"/>
       <w:r>
@@ -3393,6 +3358,24 @@
           <w:szCs w:val="16"/>
           <w:lang w:val="en-US"/>
         </w:rPr>
+        <w:t xml:space="preserve">    reg         clk;</w:t>
+      </w:r>
+    </w:p>
+    <w:p>
+      <w:pPr>
+        <w:ind w:left="-709"/>
+        <w:rPr>
+          <w:sz w:val="16"/>
+          <w:szCs w:val="16"/>
+          <w:lang w:val="en-US"/>
+        </w:rPr>
+      </w:pPr>
+      <w:r>
+        <w:rPr>
+          <w:sz w:val="16"/>
+          <w:szCs w:val="16"/>
+          <w:lang w:val="en-US"/>
+        </w:rPr>
         <w:t xml:space="preserve">    reg         </w:t>
       </w:r>
       <w:proofErr w:type="spellStart"/>
@@ -3402,7 +3385,7 @@
           <w:szCs w:val="16"/>
           <w:lang w:val="en-US"/>
         </w:rPr>
-        <w:t>clk</w:t>
+        <w:t>rst_n</w:t>
       </w:r>
       <w:proofErr w:type="spellEnd"/>
       <w:r>
@@ -3438,7 +3421,7 @@
           <w:szCs w:val="16"/>
           <w:lang w:val="en-US"/>
         </w:rPr>
-        <w:t>rst_n</w:t>
+        <w:t>v_apply_en</w:t>
       </w:r>
       <w:proofErr w:type="spellEnd"/>
       <w:r>
@@ -3465,16 +3448,34 @@
           <w:szCs w:val="16"/>
           <w:lang w:val="en-US"/>
         </w:rPr>
-        <w:t xml:space="preserve">    reg         </w:t>
-      </w:r>
-      <w:proofErr w:type="spellStart"/>
-      <w:r>
-        <w:rPr>
-          <w:sz w:val="16"/>
-          <w:szCs w:val="16"/>
-          <w:lang w:val="en-US"/>
-        </w:rPr>
-        <w:t>v_apply_en</w:t>
+        <w:t xml:space="preserve">    </w:t>
+      </w:r>
+      <w:proofErr w:type="gramStart"/>
+      <w:r>
+        <w:rPr>
+          <w:sz w:val="16"/>
+          <w:szCs w:val="16"/>
+          <w:lang w:val="en-US"/>
+        </w:rPr>
+        <w:t>reg  [</w:t>
+      </w:r>
+      <w:proofErr w:type="gramEnd"/>
+      <w:r>
+        <w:rPr>
+          <w:sz w:val="16"/>
+          <w:szCs w:val="16"/>
+          <w:lang w:val="en-US"/>
+        </w:rPr>
+        <w:t xml:space="preserve">15:0] </w:t>
+      </w:r>
+      <w:proofErr w:type="spellStart"/>
+      <w:r>
+        <w:rPr>
+          <w:sz w:val="16"/>
+          <w:szCs w:val="16"/>
+          <w:lang w:val="en-US"/>
+        </w:rPr>
+        <w:t>v_in_mv</w:t>
       </w:r>
       <w:proofErr w:type="spellEnd"/>
       <w:r>
@@ -3495,6 +3496,224 @@
           <w:lang w:val="en-US"/>
         </w:rPr>
       </w:pPr>
+    </w:p>
+    <w:p>
+      <w:pPr>
+        <w:ind w:left="-709"/>
+        <w:rPr>
+          <w:sz w:val="16"/>
+          <w:szCs w:val="16"/>
+          <w:lang w:val="en-US"/>
+        </w:rPr>
+      </w:pPr>
+      <w:r>
+        <w:rPr>
+          <w:sz w:val="16"/>
+          <w:szCs w:val="16"/>
+          <w:lang w:val="en-US"/>
+        </w:rPr>
+        <w:t xml:space="preserve">    wire [1:0</w:t>
+      </w:r>
+      <w:proofErr w:type="gramStart"/>
+      <w:r>
+        <w:rPr>
+          <w:sz w:val="16"/>
+          <w:szCs w:val="16"/>
+          <w:lang w:val="en-US"/>
+        </w:rPr>
+        <w:t xml:space="preserve">]  </w:t>
+      </w:r>
+      <w:proofErr w:type="spellStart"/>
+      <w:r>
+        <w:rPr>
+          <w:sz w:val="16"/>
+          <w:szCs w:val="16"/>
+          <w:lang w:val="en-US"/>
+        </w:rPr>
+        <w:t>cell</w:t>
+      </w:r>
+      <w:proofErr w:type="gramEnd"/>
+      <w:r>
+        <w:rPr>
+          <w:sz w:val="16"/>
+          <w:szCs w:val="16"/>
+          <w:lang w:val="en-US"/>
+        </w:rPr>
+        <w:t>_state</w:t>
+      </w:r>
+      <w:proofErr w:type="spellEnd"/>
+      <w:r>
+        <w:rPr>
+          <w:sz w:val="16"/>
+          <w:szCs w:val="16"/>
+          <w:lang w:val="en-US"/>
+        </w:rPr>
+        <w:t>;</w:t>
+      </w:r>
+    </w:p>
+    <w:p>
+      <w:pPr>
+        <w:ind w:left="-709"/>
+        <w:rPr>
+          <w:sz w:val="16"/>
+          <w:szCs w:val="16"/>
+          <w:lang w:val="en-US"/>
+        </w:rPr>
+      </w:pPr>
+      <w:r>
+        <w:rPr>
+          <w:sz w:val="16"/>
+          <w:szCs w:val="16"/>
+          <w:lang w:val="en-US"/>
+        </w:rPr>
+        <w:t xml:space="preserve">    wire [31:0] </w:t>
+      </w:r>
+      <w:proofErr w:type="spellStart"/>
+      <w:r>
+        <w:rPr>
+          <w:sz w:val="16"/>
+          <w:szCs w:val="16"/>
+          <w:lang w:val="en-US"/>
+        </w:rPr>
+        <w:t>r_out_ohm</w:t>
+      </w:r>
+      <w:proofErr w:type="spellEnd"/>
+      <w:r>
+        <w:rPr>
+          <w:sz w:val="16"/>
+          <w:szCs w:val="16"/>
+          <w:lang w:val="en-US"/>
+        </w:rPr>
+        <w:t>;</w:t>
+      </w:r>
+    </w:p>
+    <w:p>
+      <w:pPr>
+        <w:ind w:left="-709"/>
+        <w:rPr>
+          <w:sz w:val="16"/>
+          <w:szCs w:val="16"/>
+          <w:lang w:val="en-US"/>
+        </w:rPr>
+      </w:pPr>
+      <w:r>
+        <w:rPr>
+          <w:sz w:val="16"/>
+          <w:szCs w:val="16"/>
+          <w:lang w:val="en-US"/>
+        </w:rPr>
+        <w:t xml:space="preserve">    wire        </w:t>
+      </w:r>
+      <w:proofErr w:type="spellStart"/>
+      <w:r>
+        <w:rPr>
+          <w:sz w:val="16"/>
+          <w:szCs w:val="16"/>
+          <w:lang w:val="en-US"/>
+        </w:rPr>
+        <w:t>forming_done</w:t>
+      </w:r>
+      <w:proofErr w:type="spellEnd"/>
+      <w:r>
+        <w:rPr>
+          <w:sz w:val="16"/>
+          <w:szCs w:val="16"/>
+          <w:lang w:val="en-US"/>
+        </w:rPr>
+        <w:t>;</w:t>
+      </w:r>
+    </w:p>
+    <w:p>
+      <w:pPr>
+        <w:ind w:left="-709"/>
+        <w:rPr>
+          <w:sz w:val="16"/>
+          <w:szCs w:val="16"/>
+          <w:lang w:val="en-US"/>
+        </w:rPr>
+      </w:pPr>
+      <w:r>
+        <w:rPr>
+          <w:sz w:val="16"/>
+          <w:szCs w:val="16"/>
+          <w:lang w:val="en-US"/>
+        </w:rPr>
+        <w:t xml:space="preserve">    wire        </w:t>
+      </w:r>
+      <w:proofErr w:type="spellStart"/>
+      <w:r>
+        <w:rPr>
+          <w:sz w:val="16"/>
+          <w:szCs w:val="16"/>
+          <w:lang w:val="en-US"/>
+        </w:rPr>
+        <w:t>set_done</w:t>
+      </w:r>
+      <w:proofErr w:type="spellEnd"/>
+      <w:r>
+        <w:rPr>
+          <w:sz w:val="16"/>
+          <w:szCs w:val="16"/>
+          <w:lang w:val="en-US"/>
+        </w:rPr>
+        <w:t>;</w:t>
+      </w:r>
+    </w:p>
+    <w:p>
+      <w:pPr>
+        <w:ind w:left="-709"/>
+        <w:rPr>
+          <w:sz w:val="16"/>
+          <w:szCs w:val="16"/>
+          <w:lang w:val="en-US"/>
+        </w:rPr>
+      </w:pPr>
+      <w:r>
+        <w:rPr>
+          <w:sz w:val="16"/>
+          <w:szCs w:val="16"/>
+          <w:lang w:val="en-US"/>
+        </w:rPr>
+        <w:t xml:space="preserve">    wire        </w:t>
+      </w:r>
+      <w:proofErr w:type="spellStart"/>
+      <w:r>
+        <w:rPr>
+          <w:sz w:val="16"/>
+          <w:szCs w:val="16"/>
+          <w:lang w:val="en-US"/>
+        </w:rPr>
+        <w:t>reset_done</w:t>
+      </w:r>
+      <w:proofErr w:type="spellEnd"/>
+      <w:r>
+        <w:rPr>
+          <w:sz w:val="16"/>
+          <w:szCs w:val="16"/>
+          <w:lang w:val="en-US"/>
+        </w:rPr>
+        <w:t>;</w:t>
+      </w:r>
+    </w:p>
+    <w:p>
+      <w:pPr>
+        <w:ind w:left="-709"/>
+        <w:rPr>
+          <w:sz w:val="16"/>
+          <w:szCs w:val="16"/>
+          <w:lang w:val="en-US"/>
+        </w:rPr>
+      </w:pPr>
+    </w:p>
+    <w:p>
+      <w:pPr>
+        <w:ind w:left="-709"/>
+        <w:rPr>
+          <w:sz w:val="16"/>
+          <w:szCs w:val="16"/>
+          <w:lang w:val="en-US"/>
+        </w:rPr>
+      </w:pPr>
       <w:r>
         <w:rPr>
           <w:sz w:val="16"/>
@@ -3503,260 +3722,6 @@
         </w:rPr>
         <w:t xml:space="preserve">    </w:t>
       </w:r>
-      <w:proofErr w:type="gramStart"/>
-      <w:r>
-        <w:rPr>
-          <w:sz w:val="16"/>
-          <w:szCs w:val="16"/>
-          <w:lang w:val="en-US"/>
-        </w:rPr>
-        <w:t>reg  [</w:t>
-      </w:r>
-      <w:proofErr w:type="gramEnd"/>
-      <w:r>
-        <w:rPr>
-          <w:sz w:val="16"/>
-          <w:szCs w:val="16"/>
-          <w:lang w:val="en-US"/>
-        </w:rPr>
-        <w:t xml:space="preserve">15:0] </w:t>
-      </w:r>
-      <w:proofErr w:type="spellStart"/>
-      <w:r>
-        <w:rPr>
-          <w:sz w:val="16"/>
-          <w:szCs w:val="16"/>
-          <w:lang w:val="en-US"/>
-        </w:rPr>
-        <w:t>v_in_mv</w:t>
-      </w:r>
-      <w:proofErr w:type="spellEnd"/>
-      <w:r>
-        <w:rPr>
-          <w:sz w:val="16"/>
-          <w:szCs w:val="16"/>
-          <w:lang w:val="en-US"/>
-        </w:rPr>
-        <w:t>;</w:t>
-      </w:r>
-    </w:p>
-    <w:p>
-      <w:pPr>
-        <w:ind w:left="-709"/>
-        <w:rPr>
-          <w:sz w:val="16"/>
-          <w:szCs w:val="16"/>
-          <w:lang w:val="en-US"/>
-        </w:rPr>
-      </w:pPr>
-    </w:p>
-    <w:p>
-      <w:pPr>
-        <w:ind w:left="-709"/>
-        <w:rPr>
-          <w:sz w:val="16"/>
-          <w:szCs w:val="16"/>
-          <w:lang w:val="en-US"/>
-        </w:rPr>
-      </w:pPr>
-      <w:r>
-        <w:rPr>
-          <w:sz w:val="16"/>
-          <w:szCs w:val="16"/>
-          <w:lang w:val="en-US"/>
-        </w:rPr>
-        <w:t xml:space="preserve">    wire [1:0</w:t>
-      </w:r>
-      <w:proofErr w:type="gramStart"/>
-      <w:r>
-        <w:rPr>
-          <w:sz w:val="16"/>
-          <w:szCs w:val="16"/>
-          <w:lang w:val="en-US"/>
-        </w:rPr>
-        <w:t xml:space="preserve">]  </w:t>
-      </w:r>
-      <w:proofErr w:type="spellStart"/>
-      <w:r>
-        <w:rPr>
-          <w:sz w:val="16"/>
-          <w:szCs w:val="16"/>
-          <w:lang w:val="en-US"/>
-        </w:rPr>
-        <w:t>cell</w:t>
-      </w:r>
-      <w:proofErr w:type="gramEnd"/>
-      <w:r>
-        <w:rPr>
-          <w:sz w:val="16"/>
-          <w:szCs w:val="16"/>
-          <w:lang w:val="en-US"/>
-        </w:rPr>
-        <w:t>_state</w:t>
-      </w:r>
-      <w:proofErr w:type="spellEnd"/>
-      <w:r>
-        <w:rPr>
-          <w:sz w:val="16"/>
-          <w:szCs w:val="16"/>
-          <w:lang w:val="en-US"/>
-        </w:rPr>
-        <w:t>;</w:t>
-      </w:r>
-    </w:p>
-    <w:p>
-      <w:pPr>
-        <w:ind w:left="-709"/>
-        <w:rPr>
-          <w:sz w:val="16"/>
-          <w:szCs w:val="16"/>
-          <w:lang w:val="en-US"/>
-        </w:rPr>
-      </w:pPr>
-      <w:r>
-        <w:rPr>
-          <w:sz w:val="16"/>
-          <w:szCs w:val="16"/>
-          <w:lang w:val="en-US"/>
-        </w:rPr>
-        <w:t xml:space="preserve">    wire [31:0] </w:t>
-      </w:r>
-      <w:proofErr w:type="spellStart"/>
-      <w:r>
-        <w:rPr>
-          <w:sz w:val="16"/>
-          <w:szCs w:val="16"/>
-          <w:lang w:val="en-US"/>
-        </w:rPr>
-        <w:t>r_out_ohm</w:t>
-      </w:r>
-      <w:proofErr w:type="spellEnd"/>
-      <w:r>
-        <w:rPr>
-          <w:sz w:val="16"/>
-          <w:szCs w:val="16"/>
-          <w:lang w:val="en-US"/>
-        </w:rPr>
-        <w:t>;</w:t>
-      </w:r>
-    </w:p>
-    <w:p>
-      <w:pPr>
-        <w:ind w:left="-709"/>
-        <w:rPr>
-          <w:sz w:val="16"/>
-          <w:szCs w:val="16"/>
-          <w:lang w:val="en-US"/>
-        </w:rPr>
-      </w:pPr>
-      <w:r>
-        <w:rPr>
-          <w:sz w:val="16"/>
-          <w:szCs w:val="16"/>
-          <w:lang w:val="en-US"/>
-        </w:rPr>
-        <w:t xml:space="preserve">    wire        </w:t>
-      </w:r>
-      <w:proofErr w:type="spellStart"/>
-      <w:r>
-        <w:rPr>
-          <w:sz w:val="16"/>
-          <w:szCs w:val="16"/>
-          <w:lang w:val="en-US"/>
-        </w:rPr>
-        <w:t>forming_done</w:t>
-      </w:r>
-      <w:proofErr w:type="spellEnd"/>
-      <w:r>
-        <w:rPr>
-          <w:sz w:val="16"/>
-          <w:szCs w:val="16"/>
-          <w:lang w:val="en-US"/>
-        </w:rPr>
-        <w:t>;</w:t>
-      </w:r>
-    </w:p>
-    <w:p>
-      <w:pPr>
-        <w:ind w:left="-709"/>
-        <w:rPr>
-          <w:sz w:val="16"/>
-          <w:szCs w:val="16"/>
-          <w:lang w:val="en-US"/>
-        </w:rPr>
-      </w:pPr>
-      <w:r>
-        <w:rPr>
-          <w:sz w:val="16"/>
-          <w:szCs w:val="16"/>
-          <w:lang w:val="en-US"/>
-        </w:rPr>
-        <w:t xml:space="preserve">    wire        </w:t>
-      </w:r>
-      <w:proofErr w:type="spellStart"/>
-      <w:r>
-        <w:rPr>
-          <w:sz w:val="16"/>
-          <w:szCs w:val="16"/>
-          <w:lang w:val="en-US"/>
-        </w:rPr>
-        <w:t>set_done</w:t>
-      </w:r>
-      <w:proofErr w:type="spellEnd"/>
-      <w:r>
-        <w:rPr>
-          <w:sz w:val="16"/>
-          <w:szCs w:val="16"/>
-          <w:lang w:val="en-US"/>
-        </w:rPr>
-        <w:t>;</w:t>
-      </w:r>
-    </w:p>
-    <w:p>
-      <w:pPr>
-        <w:ind w:left="-709"/>
-        <w:rPr>
-          <w:sz w:val="16"/>
-          <w:szCs w:val="16"/>
-          <w:lang w:val="en-US"/>
-        </w:rPr>
-      </w:pPr>
-      <w:r>
-        <w:rPr>
-          <w:sz w:val="16"/>
-          <w:szCs w:val="16"/>
-          <w:lang w:val="en-US"/>
-        </w:rPr>
-        <w:t xml:space="preserve">    wire        </w:t>
-      </w:r>
-      <w:proofErr w:type="spellStart"/>
-      <w:r>
-        <w:rPr>
-          <w:sz w:val="16"/>
-          <w:szCs w:val="16"/>
-          <w:lang w:val="en-US"/>
-        </w:rPr>
-        <w:t>reset_done</w:t>
-      </w:r>
-      <w:proofErr w:type="spellEnd"/>
-      <w:r>
-        <w:rPr>
-          <w:sz w:val="16"/>
-          <w:szCs w:val="16"/>
-          <w:lang w:val="en-US"/>
-        </w:rPr>
-        <w:t>;</w:t>
-      </w:r>
-    </w:p>
-    <w:p>
-      <w:pPr>
-        <w:ind w:left="-709"/>
-        <w:rPr>
-          <w:sz w:val="16"/>
-          <w:szCs w:val="16"/>
-          <w:lang w:val="en-US"/>
-        </w:rPr>
-      </w:pPr>
     </w:p>
     <w:p>
       <w:pPr>
@@ -3775,24 +3740,6 @@
         </w:rPr>
         <w:t xml:space="preserve">    </w:t>
       </w:r>
-    </w:p>
-    <w:p>
-      <w:pPr>
-        <w:ind w:left="-709"/>
-        <w:rPr>
-          <w:sz w:val="16"/>
-          <w:szCs w:val="16"/>
-          <w:lang w:val="en-US"/>
-        </w:rPr>
-      </w:pPr>
-      <w:r>
-        <w:rPr>
-          <w:sz w:val="16"/>
-          <w:szCs w:val="16"/>
-          <w:lang w:val="en-US"/>
-        </w:rPr>
-        <w:t xml:space="preserve">    </w:t>
-      </w:r>
       <w:proofErr w:type="spellStart"/>
       <w:r>
         <w:rPr>
@@ -4170,18 +4117,8 @@
           <w:szCs w:val="16"/>
           <w:lang w:val="en-US"/>
         </w:rPr>
-        <w:t>.</w:t>
-      </w:r>
-      <w:proofErr w:type="spellStart"/>
-      <w:r>
-        <w:rPr>
-          <w:sz w:val="16"/>
-          <w:szCs w:val="16"/>
-          <w:lang w:val="en-US"/>
-        </w:rPr>
-        <w:t>clk</w:t>
-      </w:r>
-      <w:proofErr w:type="spellEnd"/>
+        <w:t>.clk</w:t>
+      </w:r>
       <w:proofErr w:type="gramEnd"/>
       <w:r>
         <w:rPr>
@@ -4200,24 +4137,14 @@
         </w:rPr>
         <w:t xml:space="preserve">   (</w:t>
       </w:r>
-      <w:proofErr w:type="spellStart"/>
-      <w:proofErr w:type="gramEnd"/>
-      <w:r>
-        <w:rPr>
-          <w:sz w:val="16"/>
-          <w:szCs w:val="16"/>
-          <w:lang w:val="en-US"/>
-        </w:rPr>
-        <w:t>clk</w:t>
-      </w:r>
-      <w:proofErr w:type="spellEnd"/>
-      <w:r>
-        <w:rPr>
-          <w:sz w:val="16"/>
-          <w:szCs w:val="16"/>
-          <w:lang w:val="en-US"/>
-        </w:rPr>
-        <w:t>),</w:t>
+      <w:proofErr w:type="gramEnd"/>
+      <w:r>
+        <w:rPr>
+          <w:sz w:val="16"/>
+          <w:szCs w:val="16"/>
+          <w:lang w:val="en-US"/>
+        </w:rPr>
+        <w:t>clk),</w:t>
       </w:r>
     </w:p>
     <w:p>
@@ -4920,16 +4847,768 @@
           <w:szCs w:val="16"/>
           <w:lang w:val="en-US"/>
         </w:rPr>
-        <w:t xml:space="preserve">    initial </w:t>
-      </w:r>
-      <w:proofErr w:type="spellStart"/>
-      <w:r>
-        <w:rPr>
-          <w:sz w:val="16"/>
-          <w:szCs w:val="16"/>
-          <w:lang w:val="en-US"/>
-        </w:rPr>
-        <w:t>clk</w:t>
+        <w:t xml:space="preserve">    initial clk = 1'b0;</w:t>
+      </w:r>
+    </w:p>
+    <w:p>
+      <w:pPr>
+        <w:ind w:left="-709"/>
+        <w:rPr>
+          <w:sz w:val="16"/>
+          <w:szCs w:val="16"/>
+          <w:lang w:val="en-US"/>
+        </w:rPr>
+      </w:pPr>
+      <w:r>
+        <w:rPr>
+          <w:sz w:val="16"/>
+          <w:szCs w:val="16"/>
+          <w:lang w:val="en-US"/>
+        </w:rPr>
+        <w:t xml:space="preserve">    always #5 clk = ~clk;</w:t>
+      </w:r>
+    </w:p>
+    <w:p>
+      <w:pPr>
+        <w:ind w:left="-709"/>
+        <w:rPr>
+          <w:sz w:val="16"/>
+          <w:szCs w:val="16"/>
+          <w:lang w:val="en-US"/>
+        </w:rPr>
+      </w:pPr>
+    </w:p>
+    <w:p>
+      <w:pPr>
+        <w:ind w:left="-709"/>
+        <w:rPr>
+          <w:sz w:val="16"/>
+          <w:szCs w:val="16"/>
+          <w:lang w:val="en-US"/>
+        </w:rPr>
+      </w:pPr>
+      <w:r>
+        <w:rPr>
+          <w:sz w:val="16"/>
+          <w:szCs w:val="16"/>
+          <w:lang w:val="en-US"/>
+        </w:rPr>
+        <w:t xml:space="preserve">    </w:t>
+      </w:r>
+    </w:p>
+    <w:p>
+      <w:pPr>
+        <w:ind w:left="-709"/>
+        <w:rPr>
+          <w:sz w:val="16"/>
+          <w:szCs w:val="16"/>
+          <w:lang w:val="en-US"/>
+        </w:rPr>
+      </w:pPr>
+      <w:r>
+        <w:rPr>
+          <w:sz w:val="16"/>
+          <w:szCs w:val="16"/>
+          <w:lang w:val="en-US"/>
+        </w:rPr>
+        <w:t xml:space="preserve">    task </w:t>
+      </w:r>
+      <w:proofErr w:type="spellStart"/>
+      <w:r>
+        <w:rPr>
+          <w:sz w:val="16"/>
+          <w:szCs w:val="16"/>
+          <w:lang w:val="en-US"/>
+        </w:rPr>
+        <w:t>print_state</w:t>
+      </w:r>
+      <w:proofErr w:type="spellEnd"/>
+      <w:r>
+        <w:rPr>
+          <w:sz w:val="16"/>
+          <w:szCs w:val="16"/>
+          <w:lang w:val="en-US"/>
+        </w:rPr>
+        <w:t>;</w:t>
+      </w:r>
+    </w:p>
+    <w:p>
+      <w:pPr>
+        <w:ind w:left="-709"/>
+        <w:rPr>
+          <w:sz w:val="16"/>
+          <w:szCs w:val="16"/>
+          <w:lang w:val="en-US"/>
+        </w:rPr>
+      </w:pPr>
+      <w:r>
+        <w:rPr>
+          <w:sz w:val="16"/>
+          <w:szCs w:val="16"/>
+          <w:lang w:val="en-US"/>
+        </w:rPr>
+        <w:t xml:space="preserve">        begin</w:t>
+      </w:r>
+    </w:p>
+    <w:p>
+      <w:pPr>
+        <w:ind w:left="-709"/>
+        <w:rPr>
+          <w:sz w:val="16"/>
+          <w:szCs w:val="16"/>
+          <w:lang w:val="en-US"/>
+        </w:rPr>
+      </w:pPr>
+      <w:r>
+        <w:rPr>
+          <w:sz w:val="16"/>
+          <w:szCs w:val="16"/>
+          <w:lang w:val="en-US"/>
+        </w:rPr>
+        <w:t xml:space="preserve">            case (</w:t>
+      </w:r>
+      <w:proofErr w:type="spellStart"/>
+      <w:r>
+        <w:rPr>
+          <w:sz w:val="16"/>
+          <w:szCs w:val="16"/>
+          <w:lang w:val="en-US"/>
+        </w:rPr>
+        <w:t>cell_state</w:t>
+      </w:r>
+      <w:proofErr w:type="spellEnd"/>
+      <w:r>
+        <w:rPr>
+          <w:sz w:val="16"/>
+          <w:szCs w:val="16"/>
+          <w:lang w:val="en-US"/>
+        </w:rPr>
+        <w:t>)</w:t>
+      </w:r>
+    </w:p>
+    <w:p>
+      <w:pPr>
+        <w:ind w:left="-709"/>
+        <w:rPr>
+          <w:sz w:val="16"/>
+          <w:szCs w:val="16"/>
+          <w:lang w:val="en-US"/>
+        </w:rPr>
+      </w:pPr>
+      <w:r>
+        <w:rPr>
+          <w:sz w:val="16"/>
+          <w:szCs w:val="16"/>
+          <w:lang w:val="en-US"/>
+        </w:rPr>
+        <w:t xml:space="preserve">                2'b00: $</w:t>
+      </w:r>
+      <w:proofErr w:type="gramStart"/>
+      <w:r>
+        <w:rPr>
+          <w:sz w:val="16"/>
+          <w:szCs w:val="16"/>
+          <w:lang w:val="en-US"/>
+        </w:rPr>
+        <w:t>display(</w:t>
+      </w:r>
+      <w:proofErr w:type="gramEnd"/>
+      <w:r>
+        <w:rPr>
+          <w:sz w:val="16"/>
+          <w:szCs w:val="16"/>
+          <w:lang w:val="en-US"/>
+        </w:rPr>
+        <w:t xml:space="preserve">"    State=PRISTINE | R=%0d Ohm", </w:t>
+      </w:r>
+      <w:proofErr w:type="spellStart"/>
+      <w:r>
+        <w:rPr>
+          <w:sz w:val="16"/>
+          <w:szCs w:val="16"/>
+          <w:lang w:val="en-US"/>
+        </w:rPr>
+        <w:t>r_out_ohm</w:t>
+      </w:r>
+      <w:proofErr w:type="spellEnd"/>
+      <w:r>
+        <w:rPr>
+          <w:sz w:val="16"/>
+          <w:szCs w:val="16"/>
+          <w:lang w:val="en-US"/>
+        </w:rPr>
+        <w:t>);</w:t>
+      </w:r>
+    </w:p>
+    <w:p>
+      <w:pPr>
+        <w:ind w:left="-709"/>
+        <w:rPr>
+          <w:sz w:val="16"/>
+          <w:szCs w:val="16"/>
+          <w:lang w:val="en-US"/>
+        </w:rPr>
+      </w:pPr>
+      <w:r>
+        <w:rPr>
+          <w:sz w:val="16"/>
+          <w:szCs w:val="16"/>
+          <w:lang w:val="en-US"/>
+        </w:rPr>
+        <w:t xml:space="preserve">                2'b01: $</w:t>
+      </w:r>
+      <w:proofErr w:type="gramStart"/>
+      <w:r>
+        <w:rPr>
+          <w:sz w:val="16"/>
+          <w:szCs w:val="16"/>
+          <w:lang w:val="en-US"/>
+        </w:rPr>
+        <w:t>display(</w:t>
+      </w:r>
+      <w:proofErr w:type="gramEnd"/>
+      <w:r>
+        <w:rPr>
+          <w:sz w:val="16"/>
+          <w:szCs w:val="16"/>
+          <w:lang w:val="en-US"/>
+        </w:rPr>
+        <w:t xml:space="preserve">"    State=HRS      | R=%0d Ohm", </w:t>
+      </w:r>
+      <w:proofErr w:type="spellStart"/>
+      <w:r>
+        <w:rPr>
+          <w:sz w:val="16"/>
+          <w:szCs w:val="16"/>
+          <w:lang w:val="en-US"/>
+        </w:rPr>
+        <w:t>r_out_ohm</w:t>
+      </w:r>
+      <w:proofErr w:type="spellEnd"/>
+      <w:r>
+        <w:rPr>
+          <w:sz w:val="16"/>
+          <w:szCs w:val="16"/>
+          <w:lang w:val="en-US"/>
+        </w:rPr>
+        <w:t>);</w:t>
+      </w:r>
+    </w:p>
+    <w:p>
+      <w:pPr>
+        <w:ind w:left="-709"/>
+        <w:rPr>
+          <w:sz w:val="16"/>
+          <w:szCs w:val="16"/>
+          <w:lang w:val="en-US"/>
+        </w:rPr>
+      </w:pPr>
+      <w:r>
+        <w:rPr>
+          <w:sz w:val="16"/>
+          <w:szCs w:val="16"/>
+          <w:lang w:val="en-US"/>
+        </w:rPr>
+        <w:t xml:space="preserve">                2'b10: $</w:t>
+      </w:r>
+      <w:proofErr w:type="gramStart"/>
+      <w:r>
+        <w:rPr>
+          <w:sz w:val="16"/>
+          <w:szCs w:val="16"/>
+          <w:lang w:val="en-US"/>
+        </w:rPr>
+        <w:t>display(</w:t>
+      </w:r>
+      <w:proofErr w:type="gramEnd"/>
+      <w:r>
+        <w:rPr>
+          <w:sz w:val="16"/>
+          <w:szCs w:val="16"/>
+          <w:lang w:val="en-US"/>
+        </w:rPr>
+        <w:t xml:space="preserve">"    State=LRS      | R=%0d Ohm", </w:t>
+      </w:r>
+      <w:proofErr w:type="spellStart"/>
+      <w:r>
+        <w:rPr>
+          <w:sz w:val="16"/>
+          <w:szCs w:val="16"/>
+          <w:lang w:val="en-US"/>
+        </w:rPr>
+        <w:t>r_out_ohm</w:t>
+      </w:r>
+      <w:proofErr w:type="spellEnd"/>
+      <w:r>
+        <w:rPr>
+          <w:sz w:val="16"/>
+          <w:szCs w:val="16"/>
+          <w:lang w:val="en-US"/>
+        </w:rPr>
+        <w:t>);</w:t>
+      </w:r>
+    </w:p>
+    <w:p>
+      <w:pPr>
+        <w:ind w:left="-709"/>
+        <w:rPr>
+          <w:sz w:val="16"/>
+          <w:szCs w:val="16"/>
+          <w:lang w:val="en-US"/>
+        </w:rPr>
+      </w:pPr>
+      <w:r>
+        <w:rPr>
+          <w:sz w:val="16"/>
+          <w:szCs w:val="16"/>
+          <w:lang w:val="en-US"/>
+        </w:rPr>
+        <w:t xml:space="preserve">                default: $</w:t>
+      </w:r>
+      <w:proofErr w:type="gramStart"/>
+      <w:r>
+        <w:rPr>
+          <w:sz w:val="16"/>
+          <w:szCs w:val="16"/>
+          <w:lang w:val="en-US"/>
+        </w:rPr>
+        <w:t>display(</w:t>
+      </w:r>
+      <w:proofErr w:type="gramEnd"/>
+      <w:r>
+        <w:rPr>
+          <w:sz w:val="16"/>
+          <w:szCs w:val="16"/>
+          <w:lang w:val="en-US"/>
+        </w:rPr>
+        <w:t>"    State=</w:t>
+      </w:r>
+      <w:proofErr w:type="gramStart"/>
+      <w:r>
+        <w:rPr>
+          <w:sz w:val="16"/>
+          <w:szCs w:val="16"/>
+          <w:lang w:val="en-US"/>
+        </w:rPr>
+        <w:t>UNKNOWN  |</w:t>
+      </w:r>
+      <w:proofErr w:type="gramEnd"/>
+      <w:r>
+        <w:rPr>
+          <w:sz w:val="16"/>
+          <w:szCs w:val="16"/>
+          <w:lang w:val="en-US"/>
+        </w:rPr>
+        <w:t xml:space="preserve"> R=%0d Ohm", </w:t>
+      </w:r>
+      <w:proofErr w:type="spellStart"/>
+      <w:r>
+        <w:rPr>
+          <w:sz w:val="16"/>
+          <w:szCs w:val="16"/>
+          <w:lang w:val="en-US"/>
+        </w:rPr>
+        <w:t>r_out_ohm</w:t>
+      </w:r>
+      <w:proofErr w:type="spellEnd"/>
+      <w:r>
+        <w:rPr>
+          <w:sz w:val="16"/>
+          <w:szCs w:val="16"/>
+          <w:lang w:val="en-US"/>
+        </w:rPr>
+        <w:t>);</w:t>
+      </w:r>
+    </w:p>
+    <w:p>
+      <w:pPr>
+        <w:ind w:left="-709"/>
+        <w:rPr>
+          <w:sz w:val="16"/>
+          <w:szCs w:val="16"/>
+          <w:lang w:val="en-US"/>
+        </w:rPr>
+      </w:pPr>
+      <w:r>
+        <w:rPr>
+          <w:sz w:val="16"/>
+          <w:szCs w:val="16"/>
+          <w:lang w:val="en-US"/>
+        </w:rPr>
+        <w:t xml:space="preserve">            </w:t>
+      </w:r>
+      <w:proofErr w:type="spellStart"/>
+      <w:r>
+        <w:rPr>
+          <w:sz w:val="16"/>
+          <w:szCs w:val="16"/>
+          <w:lang w:val="en-US"/>
+        </w:rPr>
+        <w:t>endcase</w:t>
+      </w:r>
+      <w:proofErr w:type="spellEnd"/>
+    </w:p>
+    <w:p>
+      <w:pPr>
+        <w:ind w:left="-709"/>
+        <w:rPr>
+          <w:sz w:val="16"/>
+          <w:szCs w:val="16"/>
+          <w:lang w:val="en-US"/>
+        </w:rPr>
+      </w:pPr>
+      <w:r>
+        <w:rPr>
+          <w:sz w:val="16"/>
+          <w:szCs w:val="16"/>
+          <w:lang w:val="en-US"/>
+        </w:rPr>
+        <w:t xml:space="preserve">        end</w:t>
+      </w:r>
+    </w:p>
+    <w:p>
+      <w:pPr>
+        <w:ind w:left="-709"/>
+        <w:rPr>
+          <w:sz w:val="16"/>
+          <w:szCs w:val="16"/>
+          <w:lang w:val="en-US"/>
+        </w:rPr>
+      </w:pPr>
+      <w:r>
+        <w:rPr>
+          <w:sz w:val="16"/>
+          <w:szCs w:val="16"/>
+          <w:lang w:val="en-US"/>
+        </w:rPr>
+        <w:t xml:space="preserve">    </w:t>
+      </w:r>
+      <w:proofErr w:type="spellStart"/>
+      <w:r>
+        <w:rPr>
+          <w:sz w:val="16"/>
+          <w:szCs w:val="16"/>
+          <w:lang w:val="en-US"/>
+        </w:rPr>
+        <w:t>endtask</w:t>
+      </w:r>
+      <w:proofErr w:type="spellEnd"/>
+    </w:p>
+    <w:p>
+      <w:pPr>
+        <w:ind w:left="-709"/>
+        <w:rPr>
+          <w:sz w:val="16"/>
+          <w:szCs w:val="16"/>
+          <w:lang w:val="en-US"/>
+        </w:rPr>
+      </w:pPr>
+    </w:p>
+    <w:p>
+      <w:pPr>
+        <w:ind w:left="-709"/>
+        <w:rPr>
+          <w:sz w:val="16"/>
+          <w:szCs w:val="16"/>
+          <w:lang w:val="en-US"/>
+        </w:rPr>
+      </w:pPr>
+    </w:p>
+    <w:p>
+      <w:pPr>
+        <w:ind w:left="-709"/>
+        <w:rPr>
+          <w:sz w:val="16"/>
+          <w:szCs w:val="16"/>
+          <w:lang w:val="en-US"/>
+        </w:rPr>
+      </w:pPr>
+      <w:r>
+        <w:rPr>
+          <w:sz w:val="16"/>
+          <w:szCs w:val="16"/>
+          <w:lang w:val="en-US"/>
+        </w:rPr>
+        <w:t xml:space="preserve">    </w:t>
+      </w:r>
+      <w:proofErr w:type="gramStart"/>
+      <w:r>
+        <w:rPr>
+          <w:sz w:val="16"/>
+          <w:szCs w:val="16"/>
+          <w:lang w:val="en-US"/>
+        </w:rPr>
+        <w:t>task</w:t>
+      </w:r>
+      <w:proofErr w:type="gramEnd"/>
+      <w:r>
+        <w:rPr>
+          <w:sz w:val="16"/>
+          <w:szCs w:val="16"/>
+          <w:lang w:val="en-US"/>
+        </w:rPr>
+        <w:t xml:space="preserve"> </w:t>
+      </w:r>
+      <w:proofErr w:type="spellStart"/>
+      <w:r>
+        <w:rPr>
+          <w:sz w:val="16"/>
+          <w:szCs w:val="16"/>
+          <w:lang w:val="en-US"/>
+        </w:rPr>
+        <w:t>apply_pulse</w:t>
+      </w:r>
+      <w:proofErr w:type="spellEnd"/>
+      <w:r>
+        <w:rPr>
+          <w:sz w:val="16"/>
+          <w:szCs w:val="16"/>
+          <w:lang w:val="en-US"/>
+        </w:rPr>
+        <w:t>;</w:t>
+      </w:r>
+    </w:p>
+    <w:p>
+      <w:pPr>
+        <w:ind w:left="-709"/>
+        <w:rPr>
+          <w:sz w:val="16"/>
+          <w:szCs w:val="16"/>
+          <w:lang w:val="en-US"/>
+        </w:rPr>
+      </w:pPr>
+      <w:r>
+        <w:rPr>
+          <w:sz w:val="16"/>
+          <w:szCs w:val="16"/>
+          <w:lang w:val="en-US"/>
+        </w:rPr>
+        <w:t xml:space="preserve">        input [15:0] </w:t>
+      </w:r>
+      <w:proofErr w:type="spellStart"/>
+      <w:r>
+        <w:rPr>
+          <w:sz w:val="16"/>
+          <w:szCs w:val="16"/>
+          <w:lang w:val="en-US"/>
+        </w:rPr>
+        <w:t>voltage_mv</w:t>
+      </w:r>
+      <w:proofErr w:type="spellEnd"/>
+      <w:r>
+        <w:rPr>
+          <w:sz w:val="16"/>
+          <w:szCs w:val="16"/>
+          <w:lang w:val="en-US"/>
+        </w:rPr>
+        <w:t>;</w:t>
+      </w:r>
+    </w:p>
+    <w:p>
+      <w:pPr>
+        <w:ind w:left="-709"/>
+        <w:rPr>
+          <w:sz w:val="16"/>
+          <w:szCs w:val="16"/>
+          <w:lang w:val="en-US"/>
+        </w:rPr>
+      </w:pPr>
+      <w:r>
+        <w:rPr>
+          <w:sz w:val="16"/>
+          <w:szCs w:val="16"/>
+          <w:lang w:val="en-US"/>
+        </w:rPr>
+        <w:t xml:space="preserve">        input integer cycles;</w:t>
+      </w:r>
+    </w:p>
+    <w:p>
+      <w:pPr>
+        <w:ind w:left="-709"/>
+        <w:rPr>
+          <w:sz w:val="16"/>
+          <w:szCs w:val="16"/>
+          <w:lang w:val="en-US"/>
+        </w:rPr>
+      </w:pPr>
+      <w:r>
+        <w:rPr>
+          <w:sz w:val="16"/>
+          <w:szCs w:val="16"/>
+          <w:lang w:val="en-US"/>
+        </w:rPr>
+        <w:t xml:space="preserve">        begin</w:t>
+      </w:r>
+    </w:p>
+    <w:p>
+      <w:pPr>
+        <w:ind w:left="-709"/>
+        <w:rPr>
+          <w:sz w:val="16"/>
+          <w:szCs w:val="16"/>
+          <w:lang w:val="en-US"/>
+        </w:rPr>
+      </w:pPr>
+      <w:r>
+        <w:rPr>
+          <w:sz w:val="16"/>
+          <w:szCs w:val="16"/>
+          <w:lang w:val="en-US"/>
+        </w:rPr>
+        <w:t xml:space="preserve">            </w:t>
+      </w:r>
+      <w:proofErr w:type="spellStart"/>
+      <w:r>
+        <w:rPr>
+          <w:sz w:val="16"/>
+          <w:szCs w:val="16"/>
+          <w:lang w:val="en-US"/>
+        </w:rPr>
+        <w:t>v_in_mv</w:t>
+      </w:r>
+      <w:proofErr w:type="spellEnd"/>
+      <w:r>
+        <w:rPr>
+          <w:sz w:val="16"/>
+          <w:szCs w:val="16"/>
+          <w:lang w:val="en-US"/>
+        </w:rPr>
+        <w:t xml:space="preserve">    = </w:t>
+      </w:r>
+      <w:proofErr w:type="spellStart"/>
+      <w:r>
+        <w:rPr>
+          <w:sz w:val="16"/>
+          <w:szCs w:val="16"/>
+          <w:lang w:val="en-US"/>
+        </w:rPr>
+        <w:t>voltage_mv</w:t>
+      </w:r>
+      <w:proofErr w:type="spellEnd"/>
+      <w:r>
+        <w:rPr>
+          <w:sz w:val="16"/>
+          <w:szCs w:val="16"/>
+          <w:lang w:val="en-US"/>
+        </w:rPr>
+        <w:t>;</w:t>
+      </w:r>
+    </w:p>
+    <w:p>
+      <w:pPr>
+        <w:ind w:left="-709"/>
+        <w:rPr>
+          <w:sz w:val="16"/>
+          <w:szCs w:val="16"/>
+          <w:lang w:val="en-US"/>
+        </w:rPr>
+      </w:pPr>
+      <w:r>
+        <w:rPr>
+          <w:sz w:val="16"/>
+          <w:szCs w:val="16"/>
+          <w:lang w:val="en-US"/>
+        </w:rPr>
+        <w:t xml:space="preserve">            </w:t>
+      </w:r>
+      <w:proofErr w:type="spellStart"/>
+      <w:r>
+        <w:rPr>
+          <w:sz w:val="16"/>
+          <w:szCs w:val="16"/>
+          <w:lang w:val="en-US"/>
+        </w:rPr>
+        <w:t>v_apply_en</w:t>
+      </w:r>
+      <w:proofErr w:type="spellEnd"/>
+      <w:r>
+        <w:rPr>
+          <w:sz w:val="16"/>
+          <w:szCs w:val="16"/>
+          <w:lang w:val="en-US"/>
+        </w:rPr>
+        <w:t xml:space="preserve"> = 1'b1;</w:t>
+      </w:r>
+    </w:p>
+    <w:p>
+      <w:pPr>
+        <w:ind w:left="-709"/>
+        <w:rPr>
+          <w:sz w:val="16"/>
+          <w:szCs w:val="16"/>
+          <w:lang w:val="en-US"/>
+        </w:rPr>
+      </w:pPr>
+      <w:r>
+        <w:rPr>
+          <w:sz w:val="16"/>
+          <w:szCs w:val="16"/>
+          <w:lang w:val="en-US"/>
+        </w:rPr>
+        <w:t xml:space="preserve">            repeat(cycles) </w:t>
+      </w:r>
+      <w:proofErr w:type="gramStart"/>
+      <w:r>
+        <w:rPr>
+          <w:sz w:val="16"/>
+          <w:szCs w:val="16"/>
+          <w:lang w:val="en-US"/>
+        </w:rPr>
+        <w:t>@(</w:t>
+      </w:r>
+      <w:proofErr w:type="gramEnd"/>
+      <w:r>
+        <w:rPr>
+          <w:sz w:val="16"/>
+          <w:szCs w:val="16"/>
+          <w:lang w:val="en-US"/>
+        </w:rPr>
+        <w:t>posedge clk);</w:t>
+      </w:r>
+    </w:p>
+    <w:p>
+      <w:pPr>
+        <w:ind w:left="-709"/>
+        <w:rPr>
+          <w:sz w:val="16"/>
+          <w:szCs w:val="16"/>
+          <w:lang w:val="en-US"/>
+        </w:rPr>
+      </w:pPr>
+      <w:r>
+        <w:rPr>
+          <w:sz w:val="16"/>
+          <w:szCs w:val="16"/>
+          <w:lang w:val="en-US"/>
+        </w:rPr>
+        <w:t xml:space="preserve">            #1;</w:t>
+      </w:r>
+    </w:p>
+    <w:p>
+      <w:pPr>
+        <w:ind w:left="-709"/>
+        <w:rPr>
+          <w:sz w:val="16"/>
+          <w:szCs w:val="16"/>
+          <w:lang w:val="en-US"/>
+        </w:rPr>
+      </w:pPr>
+      <w:r>
+        <w:rPr>
+          <w:sz w:val="16"/>
+          <w:szCs w:val="16"/>
+          <w:lang w:val="en-US"/>
+        </w:rPr>
+        <w:t xml:space="preserve">            </w:t>
+      </w:r>
+      <w:proofErr w:type="spellStart"/>
+      <w:r>
+        <w:rPr>
+          <w:sz w:val="16"/>
+          <w:szCs w:val="16"/>
+          <w:lang w:val="en-US"/>
+        </w:rPr>
+        <w:t>v_apply_en</w:t>
       </w:r>
       <w:proofErr w:type="spellEnd"/>
       <w:r>
@@ -4956,412 +5635,6 @@
           <w:szCs w:val="16"/>
           <w:lang w:val="en-US"/>
         </w:rPr>
-        <w:t xml:space="preserve">    always #5 </w:t>
-      </w:r>
-      <w:proofErr w:type="spellStart"/>
-      <w:r>
-        <w:rPr>
-          <w:sz w:val="16"/>
-          <w:szCs w:val="16"/>
-          <w:lang w:val="en-US"/>
-        </w:rPr>
-        <w:t>clk</w:t>
-      </w:r>
-      <w:proofErr w:type="spellEnd"/>
-      <w:r>
-        <w:rPr>
-          <w:sz w:val="16"/>
-          <w:szCs w:val="16"/>
-          <w:lang w:val="en-US"/>
-        </w:rPr>
-        <w:t xml:space="preserve"> = ~</w:t>
-      </w:r>
-      <w:proofErr w:type="spellStart"/>
-      <w:r>
-        <w:rPr>
-          <w:sz w:val="16"/>
-          <w:szCs w:val="16"/>
-          <w:lang w:val="en-US"/>
-        </w:rPr>
-        <w:t>clk</w:t>
-      </w:r>
-      <w:proofErr w:type="spellEnd"/>
-      <w:r>
-        <w:rPr>
-          <w:sz w:val="16"/>
-          <w:szCs w:val="16"/>
-          <w:lang w:val="en-US"/>
-        </w:rPr>
-        <w:t>;</w:t>
-      </w:r>
-    </w:p>
-    <w:p>
-      <w:pPr>
-        <w:ind w:left="-709"/>
-        <w:rPr>
-          <w:sz w:val="16"/>
-          <w:szCs w:val="16"/>
-          <w:lang w:val="en-US"/>
-        </w:rPr>
-      </w:pPr>
-    </w:p>
-    <w:p>
-      <w:pPr>
-        <w:ind w:left="-709"/>
-        <w:rPr>
-          <w:sz w:val="16"/>
-          <w:szCs w:val="16"/>
-          <w:lang w:val="en-US"/>
-        </w:rPr>
-      </w:pPr>
-      <w:r>
-        <w:rPr>
-          <w:sz w:val="16"/>
-          <w:szCs w:val="16"/>
-          <w:lang w:val="en-US"/>
-        </w:rPr>
-        <w:t xml:space="preserve">    </w:t>
-      </w:r>
-    </w:p>
-    <w:p>
-      <w:pPr>
-        <w:ind w:left="-709"/>
-        <w:rPr>
-          <w:sz w:val="16"/>
-          <w:szCs w:val="16"/>
-          <w:lang w:val="en-US"/>
-        </w:rPr>
-      </w:pPr>
-      <w:r>
-        <w:rPr>
-          <w:sz w:val="16"/>
-          <w:szCs w:val="16"/>
-          <w:lang w:val="en-US"/>
-        </w:rPr>
-        <w:t xml:space="preserve">    task </w:t>
-      </w:r>
-      <w:proofErr w:type="spellStart"/>
-      <w:r>
-        <w:rPr>
-          <w:sz w:val="16"/>
-          <w:szCs w:val="16"/>
-          <w:lang w:val="en-US"/>
-        </w:rPr>
-        <w:t>print_state</w:t>
-      </w:r>
-      <w:proofErr w:type="spellEnd"/>
-      <w:r>
-        <w:rPr>
-          <w:sz w:val="16"/>
-          <w:szCs w:val="16"/>
-          <w:lang w:val="en-US"/>
-        </w:rPr>
-        <w:t>;</w:t>
-      </w:r>
-    </w:p>
-    <w:p>
-      <w:pPr>
-        <w:ind w:left="-709"/>
-        <w:rPr>
-          <w:sz w:val="16"/>
-          <w:szCs w:val="16"/>
-          <w:lang w:val="en-US"/>
-        </w:rPr>
-      </w:pPr>
-      <w:r>
-        <w:rPr>
-          <w:sz w:val="16"/>
-          <w:szCs w:val="16"/>
-          <w:lang w:val="en-US"/>
-        </w:rPr>
-        <w:t xml:space="preserve">        begin</w:t>
-      </w:r>
-    </w:p>
-    <w:p>
-      <w:pPr>
-        <w:ind w:left="-709"/>
-        <w:rPr>
-          <w:sz w:val="16"/>
-          <w:szCs w:val="16"/>
-          <w:lang w:val="en-US"/>
-        </w:rPr>
-      </w:pPr>
-      <w:r>
-        <w:rPr>
-          <w:sz w:val="16"/>
-          <w:szCs w:val="16"/>
-          <w:lang w:val="en-US"/>
-        </w:rPr>
-        <w:t xml:space="preserve">            case (</w:t>
-      </w:r>
-      <w:proofErr w:type="spellStart"/>
-      <w:r>
-        <w:rPr>
-          <w:sz w:val="16"/>
-          <w:szCs w:val="16"/>
-          <w:lang w:val="en-US"/>
-        </w:rPr>
-        <w:t>cell_state</w:t>
-      </w:r>
-      <w:proofErr w:type="spellEnd"/>
-      <w:r>
-        <w:rPr>
-          <w:sz w:val="16"/>
-          <w:szCs w:val="16"/>
-          <w:lang w:val="en-US"/>
-        </w:rPr>
-        <w:t>)</w:t>
-      </w:r>
-    </w:p>
-    <w:p>
-      <w:pPr>
-        <w:ind w:left="-709"/>
-        <w:rPr>
-          <w:sz w:val="16"/>
-          <w:szCs w:val="16"/>
-          <w:lang w:val="en-US"/>
-        </w:rPr>
-      </w:pPr>
-      <w:r>
-        <w:rPr>
-          <w:sz w:val="16"/>
-          <w:szCs w:val="16"/>
-          <w:lang w:val="en-US"/>
-        </w:rPr>
-        <w:t xml:space="preserve">                2'b00: $</w:t>
-      </w:r>
-      <w:proofErr w:type="gramStart"/>
-      <w:r>
-        <w:rPr>
-          <w:sz w:val="16"/>
-          <w:szCs w:val="16"/>
-          <w:lang w:val="en-US"/>
-        </w:rPr>
-        <w:t>display(</w:t>
-      </w:r>
-      <w:proofErr w:type="gramEnd"/>
-      <w:r>
-        <w:rPr>
-          <w:sz w:val="16"/>
-          <w:szCs w:val="16"/>
-          <w:lang w:val="en-US"/>
-        </w:rPr>
-        <w:t xml:space="preserve">"    State=PRISTINE | R=%0d Ohm", </w:t>
-      </w:r>
-      <w:proofErr w:type="spellStart"/>
-      <w:r>
-        <w:rPr>
-          <w:sz w:val="16"/>
-          <w:szCs w:val="16"/>
-          <w:lang w:val="en-US"/>
-        </w:rPr>
-        <w:t>r_out_ohm</w:t>
-      </w:r>
-      <w:proofErr w:type="spellEnd"/>
-      <w:r>
-        <w:rPr>
-          <w:sz w:val="16"/>
-          <w:szCs w:val="16"/>
-          <w:lang w:val="en-US"/>
-        </w:rPr>
-        <w:t>);</w:t>
-      </w:r>
-    </w:p>
-    <w:p>
-      <w:pPr>
-        <w:ind w:left="-709"/>
-        <w:rPr>
-          <w:sz w:val="16"/>
-          <w:szCs w:val="16"/>
-          <w:lang w:val="en-US"/>
-        </w:rPr>
-      </w:pPr>
-      <w:r>
-        <w:rPr>
-          <w:sz w:val="16"/>
-          <w:szCs w:val="16"/>
-          <w:lang w:val="en-US"/>
-        </w:rPr>
-        <w:t xml:space="preserve">                2'b01: $</w:t>
-      </w:r>
-      <w:proofErr w:type="gramStart"/>
-      <w:r>
-        <w:rPr>
-          <w:sz w:val="16"/>
-          <w:szCs w:val="16"/>
-          <w:lang w:val="en-US"/>
-        </w:rPr>
-        <w:t>display(</w:t>
-      </w:r>
-      <w:proofErr w:type="gramEnd"/>
-      <w:r>
-        <w:rPr>
-          <w:sz w:val="16"/>
-          <w:szCs w:val="16"/>
-          <w:lang w:val="en-US"/>
-        </w:rPr>
-        <w:t xml:space="preserve">"    State=HRS      | R=%0d Ohm", </w:t>
-      </w:r>
-      <w:proofErr w:type="spellStart"/>
-      <w:r>
-        <w:rPr>
-          <w:sz w:val="16"/>
-          <w:szCs w:val="16"/>
-          <w:lang w:val="en-US"/>
-        </w:rPr>
-        <w:t>r_out_ohm</w:t>
-      </w:r>
-      <w:proofErr w:type="spellEnd"/>
-      <w:r>
-        <w:rPr>
-          <w:sz w:val="16"/>
-          <w:szCs w:val="16"/>
-          <w:lang w:val="en-US"/>
-        </w:rPr>
-        <w:t>);</w:t>
-      </w:r>
-    </w:p>
-    <w:p>
-      <w:pPr>
-        <w:ind w:left="-709"/>
-        <w:rPr>
-          <w:sz w:val="16"/>
-          <w:szCs w:val="16"/>
-          <w:lang w:val="en-US"/>
-        </w:rPr>
-      </w:pPr>
-      <w:r>
-        <w:rPr>
-          <w:sz w:val="16"/>
-          <w:szCs w:val="16"/>
-          <w:lang w:val="en-US"/>
-        </w:rPr>
-        <w:t xml:space="preserve">                2'b10: $</w:t>
-      </w:r>
-      <w:proofErr w:type="gramStart"/>
-      <w:r>
-        <w:rPr>
-          <w:sz w:val="16"/>
-          <w:szCs w:val="16"/>
-          <w:lang w:val="en-US"/>
-        </w:rPr>
-        <w:t>display(</w:t>
-      </w:r>
-      <w:proofErr w:type="gramEnd"/>
-      <w:r>
-        <w:rPr>
-          <w:sz w:val="16"/>
-          <w:szCs w:val="16"/>
-          <w:lang w:val="en-US"/>
-        </w:rPr>
-        <w:t xml:space="preserve">"    State=LRS      | R=%0d Ohm", </w:t>
-      </w:r>
-      <w:proofErr w:type="spellStart"/>
-      <w:r>
-        <w:rPr>
-          <w:sz w:val="16"/>
-          <w:szCs w:val="16"/>
-          <w:lang w:val="en-US"/>
-        </w:rPr>
-        <w:t>r_out_ohm</w:t>
-      </w:r>
-      <w:proofErr w:type="spellEnd"/>
-      <w:r>
-        <w:rPr>
-          <w:sz w:val="16"/>
-          <w:szCs w:val="16"/>
-          <w:lang w:val="en-US"/>
-        </w:rPr>
-        <w:t>);</w:t>
-      </w:r>
-    </w:p>
-    <w:p>
-      <w:pPr>
-        <w:ind w:left="-709"/>
-        <w:rPr>
-          <w:sz w:val="16"/>
-          <w:szCs w:val="16"/>
-          <w:lang w:val="en-US"/>
-        </w:rPr>
-      </w:pPr>
-      <w:r>
-        <w:rPr>
-          <w:sz w:val="16"/>
-          <w:szCs w:val="16"/>
-          <w:lang w:val="en-US"/>
-        </w:rPr>
-        <w:t xml:space="preserve">                default: $</w:t>
-      </w:r>
-      <w:proofErr w:type="gramStart"/>
-      <w:r>
-        <w:rPr>
-          <w:sz w:val="16"/>
-          <w:szCs w:val="16"/>
-          <w:lang w:val="en-US"/>
-        </w:rPr>
-        <w:t>display(</w:t>
-      </w:r>
-      <w:proofErr w:type="gramEnd"/>
-      <w:r>
-        <w:rPr>
-          <w:sz w:val="16"/>
-          <w:szCs w:val="16"/>
-          <w:lang w:val="en-US"/>
-        </w:rPr>
-        <w:t>"    State=</w:t>
-      </w:r>
-      <w:proofErr w:type="gramStart"/>
-      <w:r>
-        <w:rPr>
-          <w:sz w:val="16"/>
-          <w:szCs w:val="16"/>
-          <w:lang w:val="en-US"/>
-        </w:rPr>
-        <w:t>UNKNOWN  |</w:t>
-      </w:r>
-      <w:proofErr w:type="gramEnd"/>
-      <w:r>
-        <w:rPr>
-          <w:sz w:val="16"/>
-          <w:szCs w:val="16"/>
-          <w:lang w:val="en-US"/>
-        </w:rPr>
-        <w:t xml:space="preserve"> R=%0d Ohm", </w:t>
-      </w:r>
-      <w:proofErr w:type="spellStart"/>
-      <w:r>
-        <w:rPr>
-          <w:sz w:val="16"/>
-          <w:szCs w:val="16"/>
-          <w:lang w:val="en-US"/>
-        </w:rPr>
-        <w:t>r_out_ohm</w:t>
-      </w:r>
-      <w:proofErr w:type="spellEnd"/>
-      <w:r>
-        <w:rPr>
-          <w:sz w:val="16"/>
-          <w:szCs w:val="16"/>
-          <w:lang w:val="en-US"/>
-        </w:rPr>
-        <w:t>);</w:t>
-      </w:r>
-    </w:p>
-    <w:p>
-      <w:pPr>
-        <w:ind w:left="-709"/>
-        <w:rPr>
-          <w:sz w:val="16"/>
-          <w:szCs w:val="16"/>
-          <w:lang w:val="en-US"/>
-        </w:rPr>
-      </w:pPr>
-      <w:r>
-        <w:rPr>
-          <w:sz w:val="16"/>
-          <w:szCs w:val="16"/>
-          <w:lang w:val="en-US"/>
-        </w:rPr>
         <w:t xml:space="preserve">            </w:t>
       </w:r>
       <w:proofErr w:type="spellStart"/>
@@ -5371,200 +5644,16 @@
           <w:szCs w:val="16"/>
           <w:lang w:val="en-US"/>
         </w:rPr>
-        <w:t>endcase</w:t>
-      </w:r>
-      <w:proofErr w:type="spellEnd"/>
-    </w:p>
-    <w:p>
-      <w:pPr>
-        <w:ind w:left="-709"/>
-        <w:rPr>
-          <w:sz w:val="16"/>
-          <w:szCs w:val="16"/>
-          <w:lang w:val="en-US"/>
-        </w:rPr>
-      </w:pPr>
-      <w:r>
-        <w:rPr>
-          <w:sz w:val="16"/>
-          <w:szCs w:val="16"/>
-          <w:lang w:val="en-US"/>
-        </w:rPr>
-        <w:t xml:space="preserve">        end</w:t>
-      </w:r>
-    </w:p>
-    <w:p>
-      <w:pPr>
-        <w:ind w:left="-709"/>
-        <w:rPr>
-          <w:sz w:val="16"/>
-          <w:szCs w:val="16"/>
-          <w:lang w:val="en-US"/>
-        </w:rPr>
-      </w:pPr>
-      <w:r>
-        <w:rPr>
-          <w:sz w:val="16"/>
-          <w:szCs w:val="16"/>
-          <w:lang w:val="en-US"/>
-        </w:rPr>
-        <w:t xml:space="preserve">    </w:t>
-      </w:r>
-      <w:proofErr w:type="spellStart"/>
-      <w:r>
-        <w:rPr>
-          <w:sz w:val="16"/>
-          <w:szCs w:val="16"/>
-          <w:lang w:val="en-US"/>
-        </w:rPr>
-        <w:t>endtask</w:t>
-      </w:r>
-      <w:proofErr w:type="spellEnd"/>
-    </w:p>
-    <w:p>
-      <w:pPr>
-        <w:ind w:left="-709"/>
-        <w:rPr>
-          <w:sz w:val="16"/>
-          <w:szCs w:val="16"/>
-          <w:lang w:val="en-US"/>
-        </w:rPr>
-      </w:pPr>
-    </w:p>
-    <w:p>
-      <w:pPr>
-        <w:ind w:left="-709"/>
-        <w:rPr>
-          <w:sz w:val="16"/>
-          <w:szCs w:val="16"/>
-          <w:lang w:val="en-US"/>
-        </w:rPr>
-      </w:pPr>
-    </w:p>
-    <w:p>
-      <w:pPr>
-        <w:ind w:left="-709"/>
-        <w:rPr>
-          <w:sz w:val="16"/>
-          <w:szCs w:val="16"/>
-          <w:lang w:val="en-US"/>
-        </w:rPr>
-      </w:pPr>
-      <w:r>
-        <w:rPr>
-          <w:sz w:val="16"/>
-          <w:szCs w:val="16"/>
-          <w:lang w:val="en-US"/>
-        </w:rPr>
-        <w:t xml:space="preserve">    </w:t>
-      </w:r>
-      <w:proofErr w:type="gramStart"/>
-      <w:r>
-        <w:rPr>
-          <w:sz w:val="16"/>
-          <w:szCs w:val="16"/>
-          <w:lang w:val="en-US"/>
-        </w:rPr>
-        <w:t>task</w:t>
-      </w:r>
-      <w:proofErr w:type="gramEnd"/>
-      <w:r>
-        <w:rPr>
-          <w:sz w:val="16"/>
-          <w:szCs w:val="16"/>
-          <w:lang w:val="en-US"/>
-        </w:rPr>
-        <w:t xml:space="preserve"> </w:t>
-      </w:r>
-      <w:proofErr w:type="spellStart"/>
-      <w:r>
-        <w:rPr>
-          <w:sz w:val="16"/>
-          <w:szCs w:val="16"/>
-          <w:lang w:val="en-US"/>
-        </w:rPr>
-        <w:t>apply_pulse</w:t>
-      </w:r>
-      <w:proofErr w:type="spellEnd"/>
-      <w:r>
-        <w:rPr>
-          <w:sz w:val="16"/>
-          <w:szCs w:val="16"/>
-          <w:lang w:val="en-US"/>
-        </w:rPr>
-        <w:t>;</w:t>
-      </w:r>
-    </w:p>
-    <w:p>
-      <w:pPr>
-        <w:ind w:left="-709"/>
-        <w:rPr>
-          <w:sz w:val="16"/>
-          <w:szCs w:val="16"/>
-          <w:lang w:val="en-US"/>
-        </w:rPr>
-      </w:pPr>
-      <w:r>
-        <w:rPr>
-          <w:sz w:val="16"/>
-          <w:szCs w:val="16"/>
-          <w:lang w:val="en-US"/>
-        </w:rPr>
-        <w:t xml:space="preserve">        input [15:0] </w:t>
-      </w:r>
-      <w:proofErr w:type="spellStart"/>
-      <w:r>
-        <w:rPr>
-          <w:sz w:val="16"/>
-          <w:szCs w:val="16"/>
-          <w:lang w:val="en-US"/>
-        </w:rPr>
-        <w:t>voltage_mv</w:t>
-      </w:r>
-      <w:proofErr w:type="spellEnd"/>
-      <w:r>
-        <w:rPr>
-          <w:sz w:val="16"/>
-          <w:szCs w:val="16"/>
-          <w:lang w:val="en-US"/>
-        </w:rPr>
-        <w:t>;</w:t>
-      </w:r>
-    </w:p>
-    <w:p>
-      <w:pPr>
-        <w:ind w:left="-709"/>
-        <w:rPr>
-          <w:sz w:val="16"/>
-          <w:szCs w:val="16"/>
-          <w:lang w:val="en-US"/>
-        </w:rPr>
-      </w:pPr>
-      <w:r>
-        <w:rPr>
-          <w:sz w:val="16"/>
-          <w:szCs w:val="16"/>
-          <w:lang w:val="en-US"/>
-        </w:rPr>
-        <w:t xml:space="preserve">        input integer cycles;</w:t>
-      </w:r>
-    </w:p>
-    <w:p>
-      <w:pPr>
-        <w:ind w:left="-709"/>
-        <w:rPr>
-          <w:sz w:val="16"/>
-          <w:szCs w:val="16"/>
-          <w:lang w:val="en-US"/>
-        </w:rPr>
-      </w:pPr>
-      <w:r>
-        <w:rPr>
-          <w:sz w:val="16"/>
-          <w:szCs w:val="16"/>
-          <w:lang w:val="en-US"/>
-        </w:rPr>
-        <w:t xml:space="preserve">        begin</w:t>
+        <w:t>v_in_mv</w:t>
+      </w:r>
+      <w:proofErr w:type="spellEnd"/>
+      <w:r>
+        <w:rPr>
+          <w:sz w:val="16"/>
+          <w:szCs w:val="16"/>
+          <w:lang w:val="en-US"/>
+        </w:rPr>
+        <w:t xml:space="preserve">    = 16'd0;</w:t>
       </w:r>
     </w:p>
     <w:p>
@@ -5584,95 +5673,23 @@
         </w:rPr>
         <w:t xml:space="preserve">            </w:t>
       </w:r>
-      <w:proofErr w:type="spellStart"/>
-      <w:r>
-        <w:rPr>
-          <w:sz w:val="16"/>
-          <w:szCs w:val="16"/>
-          <w:lang w:val="en-US"/>
-        </w:rPr>
-        <w:t>v_in_mv</w:t>
-      </w:r>
-      <w:proofErr w:type="spellEnd"/>
-      <w:r>
-        <w:rPr>
-          <w:sz w:val="16"/>
-          <w:szCs w:val="16"/>
-          <w:lang w:val="en-US"/>
-        </w:rPr>
-        <w:t xml:space="preserve">    = </w:t>
-      </w:r>
-      <w:proofErr w:type="spellStart"/>
-      <w:r>
-        <w:rPr>
-          <w:sz w:val="16"/>
-          <w:szCs w:val="16"/>
-          <w:lang w:val="en-US"/>
-        </w:rPr>
-        <w:t>voltage_mv</w:t>
-      </w:r>
-      <w:proofErr w:type="spellEnd"/>
-      <w:r>
-        <w:rPr>
-          <w:sz w:val="16"/>
-          <w:szCs w:val="16"/>
-          <w:lang w:val="en-US"/>
-        </w:rPr>
-        <w:t>;</w:t>
-      </w:r>
-    </w:p>
-    <w:p>
-      <w:pPr>
-        <w:ind w:left="-709"/>
-        <w:rPr>
-          <w:sz w:val="16"/>
-          <w:szCs w:val="16"/>
-          <w:lang w:val="en-US"/>
-        </w:rPr>
-      </w:pPr>
-      <w:r>
-        <w:rPr>
-          <w:sz w:val="16"/>
-          <w:szCs w:val="16"/>
-          <w:lang w:val="en-US"/>
-        </w:rPr>
-        <w:t xml:space="preserve">            </w:t>
-      </w:r>
-      <w:proofErr w:type="spellStart"/>
-      <w:r>
-        <w:rPr>
-          <w:sz w:val="16"/>
-          <w:szCs w:val="16"/>
-          <w:lang w:val="en-US"/>
-        </w:rPr>
-        <w:t>v_apply_en</w:t>
-      </w:r>
-      <w:proofErr w:type="spellEnd"/>
-      <w:r>
-        <w:rPr>
-          <w:sz w:val="16"/>
-          <w:szCs w:val="16"/>
-          <w:lang w:val="en-US"/>
-        </w:rPr>
-        <w:t xml:space="preserve"> = 1'b1;</w:t>
-      </w:r>
-    </w:p>
-    <w:p>
-      <w:pPr>
-        <w:ind w:left="-709"/>
-        <w:rPr>
-          <w:sz w:val="16"/>
-          <w:szCs w:val="16"/>
-          <w:lang w:val="en-US"/>
-        </w:rPr>
-      </w:pPr>
-      <w:r>
-        <w:rPr>
-          <w:sz w:val="16"/>
-          <w:szCs w:val="16"/>
-          <w:lang w:val="en-US"/>
-        </w:rPr>
-        <w:t xml:space="preserve">            repeat(cycles) </w:t>
+      <w:proofErr w:type="gramStart"/>
+      <w:r>
+        <w:rPr>
+          <w:sz w:val="16"/>
+          <w:szCs w:val="16"/>
+          <w:lang w:val="en-US"/>
+        </w:rPr>
+        <w:t>repeat(</w:t>
+      </w:r>
+      <w:proofErr w:type="gramEnd"/>
+      <w:r>
+        <w:rPr>
+          <w:sz w:val="16"/>
+          <w:szCs w:val="16"/>
+          <w:lang w:val="en-US"/>
+        </w:rPr>
+        <w:t xml:space="preserve">2) </w:t>
       </w:r>
       <w:proofErr w:type="gramStart"/>
       <w:r>
@@ -5690,187 +5707,7 @@
           <w:szCs w:val="16"/>
           <w:lang w:val="en-US"/>
         </w:rPr>
-        <w:t xml:space="preserve">posedge </w:t>
-      </w:r>
-      <w:proofErr w:type="spellStart"/>
-      <w:r>
-        <w:rPr>
-          <w:sz w:val="16"/>
-          <w:szCs w:val="16"/>
-          <w:lang w:val="en-US"/>
-        </w:rPr>
-        <w:t>clk</w:t>
-      </w:r>
-      <w:proofErr w:type="spellEnd"/>
-      <w:r>
-        <w:rPr>
-          <w:sz w:val="16"/>
-          <w:szCs w:val="16"/>
-          <w:lang w:val="en-US"/>
-        </w:rPr>
-        <w:t>);</w:t>
-      </w:r>
-    </w:p>
-    <w:p>
-      <w:pPr>
-        <w:ind w:left="-709"/>
-        <w:rPr>
-          <w:sz w:val="16"/>
-          <w:szCs w:val="16"/>
-          <w:lang w:val="en-US"/>
-        </w:rPr>
-      </w:pPr>
-      <w:r>
-        <w:rPr>
-          <w:sz w:val="16"/>
-          <w:szCs w:val="16"/>
-          <w:lang w:val="en-US"/>
-        </w:rPr>
-        <w:t xml:space="preserve">            #1;</w:t>
-      </w:r>
-    </w:p>
-    <w:p>
-      <w:pPr>
-        <w:ind w:left="-709"/>
-        <w:rPr>
-          <w:sz w:val="16"/>
-          <w:szCs w:val="16"/>
-          <w:lang w:val="en-US"/>
-        </w:rPr>
-      </w:pPr>
-      <w:r>
-        <w:rPr>
-          <w:sz w:val="16"/>
-          <w:szCs w:val="16"/>
-          <w:lang w:val="en-US"/>
-        </w:rPr>
-        <w:t xml:space="preserve">            </w:t>
-      </w:r>
-      <w:proofErr w:type="spellStart"/>
-      <w:r>
-        <w:rPr>
-          <w:sz w:val="16"/>
-          <w:szCs w:val="16"/>
-          <w:lang w:val="en-US"/>
-        </w:rPr>
-        <w:t>v_apply_en</w:t>
-      </w:r>
-      <w:proofErr w:type="spellEnd"/>
-      <w:r>
-        <w:rPr>
-          <w:sz w:val="16"/>
-          <w:szCs w:val="16"/>
-          <w:lang w:val="en-US"/>
-        </w:rPr>
-        <w:t xml:space="preserve"> = 1'b0;</w:t>
-      </w:r>
-    </w:p>
-    <w:p>
-      <w:pPr>
-        <w:ind w:left="-709"/>
-        <w:rPr>
-          <w:sz w:val="16"/>
-          <w:szCs w:val="16"/>
-          <w:lang w:val="en-US"/>
-        </w:rPr>
-      </w:pPr>
-      <w:r>
-        <w:rPr>
-          <w:sz w:val="16"/>
-          <w:szCs w:val="16"/>
-          <w:lang w:val="en-US"/>
-        </w:rPr>
-        <w:t xml:space="preserve">            </w:t>
-      </w:r>
-      <w:proofErr w:type="spellStart"/>
-      <w:r>
-        <w:rPr>
-          <w:sz w:val="16"/>
-          <w:szCs w:val="16"/>
-          <w:lang w:val="en-US"/>
-        </w:rPr>
-        <w:t>v_in_mv</w:t>
-      </w:r>
-      <w:proofErr w:type="spellEnd"/>
-      <w:r>
-        <w:rPr>
-          <w:sz w:val="16"/>
-          <w:szCs w:val="16"/>
-          <w:lang w:val="en-US"/>
-        </w:rPr>
-        <w:t xml:space="preserve">    = 16'd0;</w:t>
-      </w:r>
-    </w:p>
-    <w:p>
-      <w:pPr>
-        <w:ind w:left="-709"/>
-        <w:rPr>
-          <w:sz w:val="16"/>
-          <w:szCs w:val="16"/>
-          <w:lang w:val="en-US"/>
-        </w:rPr>
-      </w:pPr>
-      <w:r>
-        <w:rPr>
-          <w:sz w:val="16"/>
-          <w:szCs w:val="16"/>
-          <w:lang w:val="en-US"/>
-        </w:rPr>
-        <w:t xml:space="preserve">            </w:t>
-      </w:r>
-      <w:proofErr w:type="gramStart"/>
-      <w:r>
-        <w:rPr>
-          <w:sz w:val="16"/>
-          <w:szCs w:val="16"/>
-          <w:lang w:val="en-US"/>
-        </w:rPr>
-        <w:t>repeat(</w:t>
-      </w:r>
-      <w:proofErr w:type="gramEnd"/>
-      <w:r>
-        <w:rPr>
-          <w:sz w:val="16"/>
-          <w:szCs w:val="16"/>
-          <w:lang w:val="en-US"/>
-        </w:rPr>
-        <w:t xml:space="preserve">2) </w:t>
-      </w:r>
-      <w:proofErr w:type="gramStart"/>
-      <w:r>
-        <w:rPr>
-          <w:sz w:val="16"/>
-          <w:szCs w:val="16"/>
-          <w:lang w:val="en-US"/>
-        </w:rPr>
-        <w:t>@(</w:t>
-      </w:r>
-      <w:proofErr w:type="gramEnd"/>
-      <w:r>
-        <w:rPr>
-          <w:sz w:val="16"/>
-          <w:szCs w:val="16"/>
-          <w:lang w:val="en-US"/>
-        </w:rPr>
-        <w:t xml:space="preserve">posedge </w:t>
-      </w:r>
-      <w:proofErr w:type="spellStart"/>
-      <w:r>
-        <w:rPr>
-          <w:sz w:val="16"/>
-          <w:szCs w:val="16"/>
-          <w:lang w:val="en-US"/>
-        </w:rPr>
-        <w:t>clk</w:t>
-      </w:r>
-      <w:proofErr w:type="spellEnd"/>
-      <w:r>
-        <w:rPr>
-          <w:sz w:val="16"/>
-          <w:szCs w:val="16"/>
-          <w:lang w:val="en-US"/>
-        </w:rPr>
-        <w:t>);</w:t>
+        <w:t>posedge clk);</w:t>
       </w:r>
     </w:p>
     <w:p>
@@ -6163,25 +6000,7 @@
           <w:szCs w:val="16"/>
           <w:lang w:val="en-US"/>
         </w:rPr>
-        <w:t xml:space="preserve">posedge </w:t>
-      </w:r>
-      <w:proofErr w:type="spellStart"/>
-      <w:r>
-        <w:rPr>
-          <w:sz w:val="16"/>
-          <w:szCs w:val="16"/>
-          <w:lang w:val="en-US"/>
-        </w:rPr>
-        <w:t>clk</w:t>
-      </w:r>
-      <w:proofErr w:type="spellEnd"/>
-      <w:r>
-        <w:rPr>
-          <w:sz w:val="16"/>
-          <w:szCs w:val="16"/>
-          <w:lang w:val="en-US"/>
-        </w:rPr>
-        <w:t>);</w:t>
+        <w:t>posedge clk);</w:t>
       </w:r>
     </w:p>
     <w:p>
@@ -6289,25 +6108,7 @@
           <w:szCs w:val="16"/>
           <w:lang w:val="en-US"/>
         </w:rPr>
-        <w:t xml:space="preserve">posedge </w:t>
-      </w:r>
-      <w:proofErr w:type="spellStart"/>
-      <w:r>
-        <w:rPr>
-          <w:sz w:val="16"/>
-          <w:szCs w:val="16"/>
-          <w:lang w:val="en-US"/>
-        </w:rPr>
-        <w:t>clk</w:t>
-      </w:r>
-      <w:proofErr w:type="spellEnd"/>
-      <w:r>
-        <w:rPr>
-          <w:sz w:val="16"/>
-          <w:szCs w:val="16"/>
-          <w:lang w:val="en-US"/>
-        </w:rPr>
-        <w:t>);</w:t>
+        <w:t>posedge clk);</w:t>
       </w:r>
     </w:p>
     <w:p>
@@ -8225,25 +8026,7 @@
           <w:szCs w:val="16"/>
           <w:lang w:val="en-US"/>
         </w:rPr>
-        <w:t xml:space="preserve">posedge </w:t>
-      </w:r>
-      <w:proofErr w:type="spellStart"/>
-      <w:r>
-        <w:rPr>
-          <w:sz w:val="16"/>
-          <w:szCs w:val="16"/>
-          <w:lang w:val="en-US"/>
-        </w:rPr>
-        <w:t>clk</w:t>
-      </w:r>
-      <w:proofErr w:type="spellEnd"/>
-      <w:r>
-        <w:rPr>
-          <w:sz w:val="16"/>
-          <w:szCs w:val="16"/>
-          <w:lang w:val="en-US"/>
-        </w:rPr>
-        <w:t>) begin</w:t>
+        <w:t>posedge clk) begin</w:t>
       </w:r>
     </w:p>
     <w:p>
@@ -8528,7 +8311,7 @@
         </w:rPr>
         <w:lastRenderedPageBreak/>
         <w:drawing>
-          <wp:inline distT="0" distB="0" distL="0" distR="0" wp14:anchorId="41DE4B44" wp14:editId="0294E276">
+          <wp:inline distT="0" distB="0" distL="0" distR="0" wp14:anchorId="41DE4B44" wp14:editId="77CFF0F3">
             <wp:extent cx="5731510" cy="3298190"/>
             <wp:effectExtent l="0" t="0" r="2540" b="0"/>
             <wp:docPr id="1382506885" name="Picture 4"/>
@@ -8638,6 +8421,22 @@
           <w:sz w:val="16"/>
           <w:szCs w:val="16"/>
         </w:rPr>
+        <w:t>input wire clk,</w:t>
+      </w:r>
+    </w:p>
+    <w:p>
+      <w:pPr>
+        <w:ind w:left="-709"/>
+        <w:rPr>
+          <w:sz w:val="16"/>
+          <w:szCs w:val="16"/>
+        </w:rPr>
+      </w:pPr>
+      <w:r>
+        <w:rPr>
+          <w:sz w:val="16"/>
+          <w:szCs w:val="16"/>
+        </w:rPr>
         <w:t xml:space="preserve">input wire </w:t>
       </w:r>
       <w:proofErr w:type="spellStart"/>
@@ -8646,7 +8445,7 @@
           <w:sz w:val="16"/>
           <w:szCs w:val="16"/>
         </w:rPr>
-        <w:t>clk</w:t>
+        <w:t>rst</w:t>
       </w:r>
       <w:proofErr w:type="spellEnd"/>
       <w:r>
@@ -8670,6 +8469,22 @@
           <w:sz w:val="16"/>
           <w:szCs w:val="16"/>
         </w:rPr>
+        <w:t>input wire start,</w:t>
+      </w:r>
+    </w:p>
+    <w:p>
+      <w:pPr>
+        <w:ind w:left="-709"/>
+        <w:rPr>
+          <w:sz w:val="16"/>
+          <w:szCs w:val="16"/>
+        </w:rPr>
+      </w:pPr>
+      <w:r>
+        <w:rPr>
+          <w:sz w:val="16"/>
+          <w:szCs w:val="16"/>
+        </w:rPr>
         <w:t xml:space="preserve">input wire </w:t>
       </w:r>
       <w:proofErr w:type="spellStart"/>
@@ -8678,7 +8493,7 @@
           <w:sz w:val="16"/>
           <w:szCs w:val="16"/>
         </w:rPr>
-        <w:t>rst</w:t>
+        <w:t>cshold</w:t>
       </w:r>
       <w:proofErr w:type="spellEnd"/>
       <w:r>
@@ -8702,7 +8517,7 @@
           <w:sz w:val="16"/>
           <w:szCs w:val="16"/>
         </w:rPr>
-        <w:t>input wire start,</w:t>
+        <w:t>input wire miso,</w:t>
       </w:r>
     </w:p>
     <w:p>
@@ -8726,7 +8541,7 @@
           <w:sz w:val="16"/>
           <w:szCs w:val="16"/>
         </w:rPr>
-        <w:t>cshold</w:t>
+        <w:t>wdelay_enable</w:t>
       </w:r>
       <w:proofErr w:type="spellEnd"/>
       <w:r>
@@ -8750,31 +8565,15 @@
           <w:sz w:val="16"/>
           <w:szCs w:val="16"/>
         </w:rPr>
-        <w:t>input wire miso,</w:t>
-      </w:r>
-    </w:p>
-    <w:p>
-      <w:pPr>
-        <w:ind w:left="-709"/>
-        <w:rPr>
-          <w:sz w:val="16"/>
-          <w:szCs w:val="16"/>
-        </w:rPr>
-      </w:pPr>
-      <w:r>
-        <w:rPr>
-          <w:sz w:val="16"/>
-          <w:szCs w:val="16"/>
-        </w:rPr>
-        <w:t xml:space="preserve">input wire </w:t>
-      </w:r>
-      <w:proofErr w:type="spellStart"/>
-      <w:r>
-        <w:rPr>
-          <w:sz w:val="16"/>
-          <w:szCs w:val="16"/>
-        </w:rPr>
-        <w:t>wdelay_enable</w:t>
+        <w:t>input wire [7:0]</w:t>
+      </w:r>
+      <w:proofErr w:type="spellStart"/>
+      <w:r>
+        <w:rPr>
+          <w:sz w:val="16"/>
+          <w:szCs w:val="16"/>
+        </w:rPr>
+        <w:t>data_tx</w:t>
       </w:r>
       <w:proofErr w:type="spellEnd"/>
       <w:r>
@@ -8798,15 +8597,15 @@
           <w:sz w:val="16"/>
           <w:szCs w:val="16"/>
         </w:rPr>
-        <w:t>input wire [7:0]</w:t>
-      </w:r>
-      <w:proofErr w:type="spellStart"/>
-      <w:r>
-        <w:rPr>
-          <w:sz w:val="16"/>
-          <w:szCs w:val="16"/>
-        </w:rPr>
-        <w:t>data_tx</w:t>
+        <w:t xml:space="preserve">output reg </w:t>
+      </w:r>
+      <w:proofErr w:type="spellStart"/>
+      <w:r>
+        <w:rPr>
+          <w:sz w:val="16"/>
+          <w:szCs w:val="16"/>
+        </w:rPr>
+        <w:t>mosi</w:t>
       </w:r>
       <w:proofErr w:type="spellEnd"/>
       <w:r>
@@ -8838,7 +8637,7 @@
           <w:sz w:val="16"/>
           <w:szCs w:val="16"/>
         </w:rPr>
-        <w:t>mosi</w:t>
+        <w:t>sclk</w:t>
       </w:r>
       <w:proofErr w:type="spellEnd"/>
       <w:r>
@@ -8862,15 +8661,40 @@
           <w:sz w:val="16"/>
           <w:szCs w:val="16"/>
         </w:rPr>
-        <w:t xml:space="preserve">output reg </w:t>
-      </w:r>
-      <w:proofErr w:type="spellStart"/>
-      <w:r>
-        <w:rPr>
-          <w:sz w:val="16"/>
-          <w:szCs w:val="16"/>
-        </w:rPr>
-        <w:t>sclk</w:t>
+        <w:t>output reg cs,</w:t>
+      </w:r>
+    </w:p>
+    <w:p>
+      <w:pPr>
+        <w:ind w:left="-709"/>
+        <w:rPr>
+          <w:sz w:val="16"/>
+          <w:szCs w:val="16"/>
+        </w:rPr>
+      </w:pPr>
+    </w:p>
+    <w:p>
+      <w:pPr>
+        <w:ind w:left="-709"/>
+        <w:rPr>
+          <w:sz w:val="16"/>
+          <w:szCs w:val="16"/>
+        </w:rPr>
+      </w:pPr>
+      <w:r>
+        <w:rPr>
+          <w:sz w:val="16"/>
+          <w:szCs w:val="16"/>
+        </w:rPr>
+        <w:t>output reg [7:0]</w:t>
+      </w:r>
+      <w:proofErr w:type="spellStart"/>
+      <w:r>
+        <w:rPr>
+          <w:sz w:val="16"/>
+          <w:szCs w:val="16"/>
+        </w:rPr>
+        <w:t>data_rx</w:t>
       </w:r>
       <w:proofErr w:type="spellEnd"/>
       <w:r>
@@ -8894,63 +8718,6 @@
           <w:sz w:val="16"/>
           <w:szCs w:val="16"/>
         </w:rPr>
-        <w:t>output reg cs,</w:t>
-      </w:r>
-    </w:p>
-    <w:p>
-      <w:pPr>
-        <w:ind w:left="-709"/>
-        <w:rPr>
-          <w:sz w:val="16"/>
-          <w:szCs w:val="16"/>
-        </w:rPr>
-      </w:pPr>
-    </w:p>
-    <w:p>
-      <w:pPr>
-        <w:ind w:left="-709"/>
-        <w:rPr>
-          <w:sz w:val="16"/>
-          <w:szCs w:val="16"/>
-        </w:rPr>
-      </w:pPr>
-      <w:r>
-        <w:rPr>
-          <w:sz w:val="16"/>
-          <w:szCs w:val="16"/>
-        </w:rPr>
-        <w:t>output reg [7:0]</w:t>
-      </w:r>
-      <w:proofErr w:type="spellStart"/>
-      <w:r>
-        <w:rPr>
-          <w:sz w:val="16"/>
-          <w:szCs w:val="16"/>
-        </w:rPr>
-        <w:t>data_rx</w:t>
-      </w:r>
-      <w:proofErr w:type="spellEnd"/>
-      <w:r>
-        <w:rPr>
-          <w:sz w:val="16"/>
-          <w:szCs w:val="16"/>
-        </w:rPr>
-        <w:t>,</w:t>
-      </w:r>
-    </w:p>
-    <w:p>
-      <w:pPr>
-        <w:ind w:left="-709"/>
-        <w:rPr>
-          <w:sz w:val="16"/>
-          <w:szCs w:val="16"/>
-        </w:rPr>
-      </w:pPr>
-      <w:r>
-        <w:rPr>
-          <w:sz w:val="16"/>
-          <w:szCs w:val="16"/>
-        </w:rPr>
         <w:t>output reg done</w:t>
       </w:r>
     </w:p>
@@ -9437,23 +9204,7 @@
           <w:sz w:val="16"/>
           <w:szCs w:val="16"/>
         </w:rPr>
-        <w:t xml:space="preserve">posedge </w:t>
-      </w:r>
-      <w:proofErr w:type="spellStart"/>
-      <w:r>
-        <w:rPr>
-          <w:sz w:val="16"/>
-          <w:szCs w:val="16"/>
-        </w:rPr>
-        <w:t>clk</w:t>
-      </w:r>
-      <w:proofErr w:type="spellEnd"/>
-      <w:r>
-        <w:rPr>
-          <w:sz w:val="16"/>
-          <w:szCs w:val="16"/>
-        </w:rPr>
-        <w:t>) begin</w:t>
+        <w:t>posedge clk) begin</w:t>
       </w:r>
     </w:p>
     <w:p>
@@ -13425,15 +13176,49 @@
           <w:sz w:val="16"/>
           <w:szCs w:val="16"/>
         </w:rPr>
+        <w:t>    reg clk;</w:t>
+      </w:r>
+    </w:p>
+    <w:p>
+      <w:pPr>
+        <w:ind w:left="-709"/>
+        <w:rPr>
+          <w:sz w:val="16"/>
+          <w:szCs w:val="16"/>
+        </w:rPr>
+      </w:pPr>
+      <w:r>
+        <w:rPr>
+          <w:sz w:val="16"/>
+          <w:szCs w:val="16"/>
+        </w:rPr>
         <w:t xml:space="preserve">    reg </w:t>
       </w:r>
       <w:proofErr w:type="spellStart"/>
-      <w:r>
-        <w:rPr>
-          <w:sz w:val="16"/>
-          <w:szCs w:val="16"/>
-        </w:rPr>
-        <w:t>clk</w:t>
+      <w:proofErr w:type="gramStart"/>
+      <w:r>
+        <w:rPr>
+          <w:sz w:val="16"/>
+          <w:szCs w:val="16"/>
+        </w:rPr>
+        <w:t>rst;g</w:t>
+      </w:r>
+      <w:proofErr w:type="spellEnd"/>
+      <w:proofErr w:type="gramEnd"/>
+      <w:r>
+        <w:rPr>
+          <w:sz w:val="16"/>
+          <w:szCs w:val="16"/>
+        </w:rPr>
+        <w:t xml:space="preserve"> </w:t>
+      </w:r>
+      <w:proofErr w:type="spellStart"/>
+      <w:r>
+        <w:rPr>
+          <w:sz w:val="16"/>
+          <w:szCs w:val="16"/>
+        </w:rPr>
+        <w:t>cshold</w:t>
       </w:r>
       <w:proofErr w:type="spellEnd"/>
       <w:r>
@@ -13457,19 +13242,243 @@
           <w:sz w:val="16"/>
           <w:szCs w:val="16"/>
         </w:rPr>
+        <w:t>    reg miso;</w:t>
+      </w:r>
+    </w:p>
+    <w:p>
+      <w:pPr>
+        <w:ind w:left="-709"/>
+        <w:rPr>
+          <w:sz w:val="16"/>
+          <w:szCs w:val="16"/>
+        </w:rPr>
+      </w:pPr>
+      <w:r>
+        <w:rPr>
+          <w:sz w:val="16"/>
+          <w:szCs w:val="16"/>
+        </w:rPr>
         <w:t xml:space="preserve">    reg </w:t>
       </w:r>
       <w:proofErr w:type="spellStart"/>
-      <w:proofErr w:type="gramStart"/>
-      <w:r>
-        <w:rPr>
-          <w:sz w:val="16"/>
-          <w:szCs w:val="16"/>
-        </w:rPr>
-        <w:t>rst;g</w:t>
-      </w:r>
-      <w:proofErr w:type="spellEnd"/>
-      <w:proofErr w:type="gramEnd"/>
+      <w:r>
+        <w:rPr>
+          <w:sz w:val="16"/>
+          <w:szCs w:val="16"/>
+        </w:rPr>
+        <w:t>wdelay_enable</w:t>
+      </w:r>
+      <w:proofErr w:type="spellEnd"/>
+      <w:r>
+        <w:rPr>
+          <w:sz w:val="16"/>
+          <w:szCs w:val="16"/>
+        </w:rPr>
+        <w:t>;</w:t>
+      </w:r>
+    </w:p>
+    <w:p>
+      <w:pPr>
+        <w:ind w:left="-709"/>
+        <w:rPr>
+          <w:sz w:val="16"/>
+          <w:szCs w:val="16"/>
+        </w:rPr>
+      </w:pPr>
+      <w:r>
+        <w:rPr>
+          <w:sz w:val="16"/>
+          <w:szCs w:val="16"/>
+        </w:rPr>
+        <w:t xml:space="preserve">    reg [7:0] </w:t>
+      </w:r>
+      <w:proofErr w:type="spellStart"/>
+      <w:r>
+        <w:rPr>
+          <w:sz w:val="16"/>
+          <w:szCs w:val="16"/>
+        </w:rPr>
+        <w:t>data_tx</w:t>
+      </w:r>
+      <w:proofErr w:type="spellEnd"/>
+      <w:r>
+        <w:rPr>
+          <w:sz w:val="16"/>
+          <w:szCs w:val="16"/>
+        </w:rPr>
+        <w:t>;</w:t>
+      </w:r>
+    </w:p>
+    <w:p>
+      <w:pPr>
+        <w:ind w:left="-709"/>
+        <w:rPr>
+          <w:sz w:val="16"/>
+          <w:szCs w:val="16"/>
+        </w:rPr>
+      </w:pPr>
+    </w:p>
+    <w:p>
+      <w:pPr>
+        <w:ind w:left="-709"/>
+        <w:rPr>
+          <w:sz w:val="16"/>
+          <w:szCs w:val="16"/>
+        </w:rPr>
+      </w:pPr>
+      <w:r>
+        <w:rPr>
+          <w:sz w:val="16"/>
+          <w:szCs w:val="16"/>
+        </w:rPr>
+        <w:t xml:space="preserve">    wire </w:t>
+      </w:r>
+      <w:proofErr w:type="spellStart"/>
+      <w:r>
+        <w:rPr>
+          <w:sz w:val="16"/>
+          <w:szCs w:val="16"/>
+        </w:rPr>
+        <w:t>mosi</w:t>
+      </w:r>
+      <w:proofErr w:type="spellEnd"/>
+      <w:r>
+        <w:rPr>
+          <w:sz w:val="16"/>
+          <w:szCs w:val="16"/>
+        </w:rPr>
+        <w:t>;</w:t>
+      </w:r>
+    </w:p>
+    <w:p>
+      <w:pPr>
+        <w:ind w:left="-709"/>
+        <w:rPr>
+          <w:sz w:val="16"/>
+          <w:szCs w:val="16"/>
+        </w:rPr>
+      </w:pPr>
+      <w:r>
+        <w:rPr>
+          <w:sz w:val="16"/>
+          <w:szCs w:val="16"/>
+        </w:rPr>
+        <w:t xml:space="preserve">    wire </w:t>
+      </w:r>
+      <w:proofErr w:type="spellStart"/>
+      <w:r>
+        <w:rPr>
+          <w:sz w:val="16"/>
+          <w:szCs w:val="16"/>
+        </w:rPr>
+        <w:t>sclk</w:t>
+      </w:r>
+      <w:proofErr w:type="spellEnd"/>
+      <w:r>
+        <w:rPr>
+          <w:sz w:val="16"/>
+          <w:szCs w:val="16"/>
+        </w:rPr>
+        <w:t>;</w:t>
+      </w:r>
+    </w:p>
+    <w:p>
+      <w:pPr>
+        <w:ind w:left="-709"/>
+        <w:rPr>
+          <w:sz w:val="16"/>
+          <w:szCs w:val="16"/>
+        </w:rPr>
+      </w:pPr>
+      <w:r>
+        <w:rPr>
+          <w:sz w:val="16"/>
+          <w:szCs w:val="16"/>
+        </w:rPr>
+        <w:t>    wire cs;</w:t>
+      </w:r>
+    </w:p>
+    <w:p>
+      <w:pPr>
+        <w:ind w:left="-709"/>
+        <w:rPr>
+          <w:sz w:val="16"/>
+          <w:szCs w:val="16"/>
+        </w:rPr>
+      </w:pPr>
+      <w:r>
+        <w:rPr>
+          <w:sz w:val="16"/>
+          <w:szCs w:val="16"/>
+        </w:rPr>
+        <w:t xml:space="preserve">    wire [7:0] </w:t>
+      </w:r>
+      <w:proofErr w:type="spellStart"/>
+      <w:r>
+        <w:rPr>
+          <w:sz w:val="16"/>
+          <w:szCs w:val="16"/>
+        </w:rPr>
+        <w:t>data_rx</w:t>
+      </w:r>
+      <w:proofErr w:type="spellEnd"/>
+      <w:r>
+        <w:rPr>
+          <w:sz w:val="16"/>
+          <w:szCs w:val="16"/>
+        </w:rPr>
+        <w:t>;</w:t>
+      </w:r>
+    </w:p>
+    <w:p>
+      <w:pPr>
+        <w:ind w:left="-709"/>
+        <w:rPr>
+          <w:sz w:val="16"/>
+          <w:szCs w:val="16"/>
+        </w:rPr>
+      </w:pPr>
+      <w:r>
+        <w:rPr>
+          <w:sz w:val="16"/>
+          <w:szCs w:val="16"/>
+        </w:rPr>
+        <w:t>    wire done;</w:t>
+      </w:r>
+    </w:p>
+    <w:p>
+      <w:pPr>
+        <w:ind w:left="-709"/>
+        <w:rPr>
+          <w:sz w:val="16"/>
+          <w:szCs w:val="16"/>
+        </w:rPr>
+      </w:pPr>
+    </w:p>
+    <w:p>
+      <w:pPr>
+        <w:ind w:left="-709"/>
+        <w:rPr>
+          <w:sz w:val="16"/>
+          <w:szCs w:val="16"/>
+        </w:rPr>
+      </w:pPr>
+      <w:r>
+        <w:rPr>
+          <w:sz w:val="16"/>
+          <w:szCs w:val="16"/>
+        </w:rPr>
+        <w:t>    </w:t>
+      </w:r>
+      <w:proofErr w:type="spellStart"/>
+      <w:r>
+        <w:rPr>
+          <w:sz w:val="16"/>
+          <w:szCs w:val="16"/>
+        </w:rPr>
+        <w:t>SPI_protocol</w:t>
+      </w:r>
+      <w:proofErr w:type="spellEnd"/>
       <w:r>
         <w:rPr>
           <w:sz w:val="16"/>
@@ -13483,47 +13492,273 @@
           <w:sz w:val="16"/>
           <w:szCs w:val="16"/>
         </w:rPr>
+        <w:t>uut</w:t>
+      </w:r>
+      <w:proofErr w:type="spellEnd"/>
+      <w:r>
+        <w:rPr>
+          <w:sz w:val="16"/>
+          <w:szCs w:val="16"/>
+        </w:rPr>
+        <w:t xml:space="preserve"> (</w:t>
+      </w:r>
+    </w:p>
+    <w:p>
+      <w:pPr>
+        <w:ind w:left="-709"/>
+        <w:rPr>
+          <w:sz w:val="16"/>
+          <w:szCs w:val="16"/>
+        </w:rPr>
+      </w:pPr>
+      <w:r>
+        <w:rPr>
+          <w:sz w:val="16"/>
+          <w:szCs w:val="16"/>
+        </w:rPr>
+        <w:t>        </w:t>
+      </w:r>
+      <w:proofErr w:type="gramStart"/>
+      <w:r>
+        <w:rPr>
+          <w:sz w:val="16"/>
+          <w:szCs w:val="16"/>
+        </w:rPr>
+        <w:t>.clk</w:t>
+      </w:r>
+      <w:proofErr w:type="gramEnd"/>
+      <w:r>
+        <w:rPr>
+          <w:sz w:val="16"/>
+          <w:szCs w:val="16"/>
+        </w:rPr>
+        <w:t>(clk), </w:t>
+      </w:r>
+    </w:p>
+    <w:p>
+      <w:pPr>
+        <w:ind w:left="-709"/>
+        <w:rPr>
+          <w:sz w:val="16"/>
+          <w:szCs w:val="16"/>
+        </w:rPr>
+      </w:pPr>
+      <w:r>
+        <w:rPr>
+          <w:sz w:val="16"/>
+          <w:szCs w:val="16"/>
+        </w:rPr>
+        <w:t>        </w:t>
+      </w:r>
+      <w:proofErr w:type="gramStart"/>
+      <w:r>
+        <w:rPr>
+          <w:sz w:val="16"/>
+          <w:szCs w:val="16"/>
+        </w:rPr>
+        <w:t>.</w:t>
+      </w:r>
+      <w:proofErr w:type="spellStart"/>
+      <w:r>
+        <w:rPr>
+          <w:sz w:val="16"/>
+          <w:szCs w:val="16"/>
+        </w:rPr>
+        <w:t>rst</w:t>
+      </w:r>
+      <w:proofErr w:type="spellEnd"/>
+      <w:proofErr w:type="gramEnd"/>
+      <w:r>
+        <w:rPr>
+          <w:sz w:val="16"/>
+          <w:szCs w:val="16"/>
+        </w:rPr>
+        <w:t>(</w:t>
+      </w:r>
+      <w:proofErr w:type="spellStart"/>
+      <w:r>
+        <w:rPr>
+          <w:sz w:val="16"/>
+          <w:szCs w:val="16"/>
+        </w:rPr>
+        <w:t>rst</w:t>
+      </w:r>
+      <w:proofErr w:type="spellEnd"/>
+      <w:r>
+        <w:rPr>
+          <w:sz w:val="16"/>
+          <w:szCs w:val="16"/>
+        </w:rPr>
+        <w:t>), </w:t>
+      </w:r>
+    </w:p>
+    <w:p>
+      <w:pPr>
+        <w:ind w:left="-709"/>
+        <w:rPr>
+          <w:sz w:val="16"/>
+          <w:szCs w:val="16"/>
+        </w:rPr>
+      </w:pPr>
+      <w:r>
+        <w:rPr>
+          <w:sz w:val="16"/>
+          <w:szCs w:val="16"/>
+        </w:rPr>
+        <w:t>        </w:t>
+      </w:r>
+      <w:proofErr w:type="gramStart"/>
+      <w:r>
+        <w:rPr>
+          <w:sz w:val="16"/>
+          <w:szCs w:val="16"/>
+        </w:rPr>
+        <w:t>.start</w:t>
+      </w:r>
+      <w:proofErr w:type="gramEnd"/>
+      <w:r>
+        <w:rPr>
+          <w:sz w:val="16"/>
+          <w:szCs w:val="16"/>
+        </w:rPr>
+        <w:t>(start), </w:t>
+      </w:r>
+    </w:p>
+    <w:p>
+      <w:pPr>
+        <w:ind w:left="-709"/>
+        <w:rPr>
+          <w:sz w:val="16"/>
+          <w:szCs w:val="16"/>
+        </w:rPr>
+      </w:pPr>
+      <w:r>
+        <w:rPr>
+          <w:sz w:val="16"/>
+          <w:szCs w:val="16"/>
+        </w:rPr>
+        <w:t>        </w:t>
+      </w:r>
+      <w:proofErr w:type="gramStart"/>
+      <w:r>
+        <w:rPr>
+          <w:sz w:val="16"/>
+          <w:szCs w:val="16"/>
+        </w:rPr>
+        <w:t>.</w:t>
+      </w:r>
+      <w:proofErr w:type="spellStart"/>
+      <w:r>
+        <w:rPr>
+          <w:sz w:val="16"/>
+          <w:szCs w:val="16"/>
+        </w:rPr>
         <w:t>cshold</w:t>
       </w:r>
       <w:proofErr w:type="spellEnd"/>
-      <w:r>
-        <w:rPr>
-          <w:sz w:val="16"/>
-          <w:szCs w:val="16"/>
-        </w:rPr>
-        <w:t>;</w:t>
-      </w:r>
-    </w:p>
-    <w:p>
-      <w:pPr>
-        <w:ind w:left="-709"/>
-        <w:rPr>
-          <w:sz w:val="16"/>
-          <w:szCs w:val="16"/>
-        </w:rPr>
-      </w:pPr>
-      <w:r>
-        <w:rPr>
-          <w:sz w:val="16"/>
-          <w:szCs w:val="16"/>
-        </w:rPr>
-        <w:t>    reg miso;</w:t>
-      </w:r>
-    </w:p>
-    <w:p>
-      <w:pPr>
-        <w:ind w:left="-709"/>
-        <w:rPr>
-          <w:sz w:val="16"/>
-          <w:szCs w:val="16"/>
-        </w:rPr>
-      </w:pPr>
-      <w:r>
-        <w:rPr>
-          <w:sz w:val="16"/>
-          <w:szCs w:val="16"/>
-        </w:rPr>
-        <w:t xml:space="preserve">    reg </w:t>
+      <w:proofErr w:type="gramEnd"/>
+      <w:r>
+        <w:rPr>
+          <w:sz w:val="16"/>
+          <w:szCs w:val="16"/>
+        </w:rPr>
+        <w:t>(</w:t>
+      </w:r>
+      <w:proofErr w:type="spellStart"/>
+      <w:r>
+        <w:rPr>
+          <w:sz w:val="16"/>
+          <w:szCs w:val="16"/>
+        </w:rPr>
+        <w:t>cshold</w:t>
+      </w:r>
+      <w:proofErr w:type="spellEnd"/>
+      <w:r>
+        <w:rPr>
+          <w:sz w:val="16"/>
+          <w:szCs w:val="16"/>
+        </w:rPr>
+        <w:t>), </w:t>
+      </w:r>
+    </w:p>
+    <w:p>
+      <w:pPr>
+        <w:ind w:left="-709"/>
+        <w:rPr>
+          <w:sz w:val="16"/>
+          <w:szCs w:val="16"/>
+        </w:rPr>
+      </w:pPr>
+      <w:r>
+        <w:rPr>
+          <w:sz w:val="16"/>
+          <w:szCs w:val="16"/>
+        </w:rPr>
+        <w:t>        </w:t>
+      </w:r>
+      <w:proofErr w:type="gramStart"/>
+      <w:r>
+        <w:rPr>
+          <w:sz w:val="16"/>
+          <w:szCs w:val="16"/>
+        </w:rPr>
+        <w:t>.miso</w:t>
+      </w:r>
+      <w:proofErr w:type="gramEnd"/>
+      <w:r>
+        <w:rPr>
+          <w:sz w:val="16"/>
+          <w:szCs w:val="16"/>
+        </w:rPr>
+        <w:t>(miso), </w:t>
+      </w:r>
+    </w:p>
+    <w:p>
+      <w:pPr>
+        <w:ind w:left="-709"/>
+        <w:rPr>
+          <w:sz w:val="16"/>
+          <w:szCs w:val="16"/>
+        </w:rPr>
+      </w:pPr>
+      <w:r>
+        <w:rPr>
+          <w:sz w:val="16"/>
+          <w:szCs w:val="16"/>
+        </w:rPr>
+        <w:t>        </w:t>
+      </w:r>
+      <w:proofErr w:type="gramStart"/>
+      <w:r>
+        <w:rPr>
+          <w:sz w:val="16"/>
+          <w:szCs w:val="16"/>
+        </w:rPr>
+        <w:t>.</w:t>
+      </w:r>
+      <w:proofErr w:type="spellStart"/>
+      <w:r>
+        <w:rPr>
+          <w:sz w:val="16"/>
+          <w:szCs w:val="16"/>
+        </w:rPr>
+        <w:t>wdelay</w:t>
+      </w:r>
+      <w:proofErr w:type="gramEnd"/>
+      <w:r>
+        <w:rPr>
+          <w:sz w:val="16"/>
+          <w:szCs w:val="16"/>
+        </w:rPr>
+        <w:t>_enable</w:t>
+      </w:r>
+      <w:proofErr w:type="spellEnd"/>
+      <w:r>
+        <w:rPr>
+          <w:sz w:val="16"/>
+          <w:szCs w:val="16"/>
+        </w:rPr>
+        <w:t>(</w:t>
       </w:r>
       <w:proofErr w:type="spellStart"/>
       <w:r>
@@ -13539,23 +13774,23 @@
           <w:sz w:val="16"/>
           <w:szCs w:val="16"/>
         </w:rPr>
-        <w:t>;</w:t>
-      </w:r>
-    </w:p>
-    <w:p>
-      <w:pPr>
-        <w:ind w:left="-709"/>
-        <w:rPr>
-          <w:sz w:val="16"/>
-          <w:szCs w:val="16"/>
-        </w:rPr>
-      </w:pPr>
-      <w:r>
-        <w:rPr>
-          <w:sz w:val="16"/>
-          <w:szCs w:val="16"/>
-        </w:rPr>
-        <w:t xml:space="preserve">    reg [7:0] </w:t>
+        <w:t>), </w:t>
+      </w:r>
+    </w:p>
+    <w:p>
+      <w:pPr>
+        <w:ind w:left="-709"/>
+        <w:rPr>
+          <w:sz w:val="16"/>
+          <w:szCs w:val="16"/>
+        </w:rPr>
+      </w:pPr>
+      <w:r>
+        <w:rPr>
+          <w:sz w:val="16"/>
+          <w:szCs w:val="16"/>
+        </w:rPr>
+        <w:t>        .</w:t>
       </w:r>
       <w:proofErr w:type="spellStart"/>
       <w:r>
@@ -13571,32 +13806,47 @@
           <w:sz w:val="16"/>
           <w:szCs w:val="16"/>
         </w:rPr>
-        <w:t>;</w:t>
-      </w:r>
-    </w:p>
-    <w:p>
-      <w:pPr>
-        <w:ind w:left="-709"/>
-        <w:rPr>
-          <w:sz w:val="16"/>
-          <w:szCs w:val="16"/>
-        </w:rPr>
-      </w:pPr>
-    </w:p>
-    <w:p>
-      <w:pPr>
-        <w:ind w:left="-709"/>
-        <w:rPr>
-          <w:sz w:val="16"/>
-          <w:szCs w:val="16"/>
-        </w:rPr>
-      </w:pPr>
-      <w:r>
-        <w:rPr>
-          <w:sz w:val="16"/>
-          <w:szCs w:val="16"/>
-        </w:rPr>
-        <w:t xml:space="preserve">    wire </w:t>
+        <w:t>(</w:t>
+      </w:r>
+      <w:proofErr w:type="spellStart"/>
+      <w:r>
+        <w:rPr>
+          <w:sz w:val="16"/>
+          <w:szCs w:val="16"/>
+        </w:rPr>
+        <w:t>data_tx</w:t>
+      </w:r>
+      <w:proofErr w:type="spellEnd"/>
+      <w:r>
+        <w:rPr>
+          <w:sz w:val="16"/>
+          <w:szCs w:val="16"/>
+        </w:rPr>
+        <w:t>), </w:t>
+      </w:r>
+    </w:p>
+    <w:p>
+      <w:pPr>
+        <w:ind w:left="-709"/>
+        <w:rPr>
+          <w:sz w:val="16"/>
+          <w:szCs w:val="16"/>
+        </w:rPr>
+      </w:pPr>
+      <w:r>
+        <w:rPr>
+          <w:sz w:val="16"/>
+          <w:szCs w:val="16"/>
+        </w:rPr>
+        <w:t>        </w:t>
+      </w:r>
+      <w:proofErr w:type="gramStart"/>
+      <w:r>
+        <w:rPr>
+          <w:sz w:val="16"/>
+          <w:szCs w:val="16"/>
+        </w:rPr>
+        <w:t>.</w:t>
       </w:r>
       <w:proofErr w:type="spellStart"/>
       <w:r>
@@ -13607,28 +13857,53 @@
         <w:t>mosi</w:t>
       </w:r>
       <w:proofErr w:type="spellEnd"/>
-      <w:r>
-        <w:rPr>
-          <w:sz w:val="16"/>
-          <w:szCs w:val="16"/>
-        </w:rPr>
-        <w:t>;</w:t>
-      </w:r>
-    </w:p>
-    <w:p>
-      <w:pPr>
-        <w:ind w:left="-709"/>
-        <w:rPr>
-          <w:sz w:val="16"/>
-          <w:szCs w:val="16"/>
-        </w:rPr>
-      </w:pPr>
-      <w:r>
-        <w:rPr>
-          <w:sz w:val="16"/>
-          <w:szCs w:val="16"/>
-        </w:rPr>
-        <w:t xml:space="preserve">    wire </w:t>
+      <w:proofErr w:type="gramEnd"/>
+      <w:r>
+        <w:rPr>
+          <w:sz w:val="16"/>
+          <w:szCs w:val="16"/>
+        </w:rPr>
+        <w:t>(</w:t>
+      </w:r>
+      <w:proofErr w:type="spellStart"/>
+      <w:r>
+        <w:rPr>
+          <w:sz w:val="16"/>
+          <w:szCs w:val="16"/>
+        </w:rPr>
+        <w:t>mosi</w:t>
+      </w:r>
+      <w:proofErr w:type="spellEnd"/>
+      <w:r>
+        <w:rPr>
+          <w:sz w:val="16"/>
+          <w:szCs w:val="16"/>
+        </w:rPr>
+        <w:t>), </w:t>
+      </w:r>
+    </w:p>
+    <w:p>
+      <w:pPr>
+        <w:ind w:left="-709"/>
+        <w:rPr>
+          <w:sz w:val="16"/>
+          <w:szCs w:val="16"/>
+        </w:rPr>
+      </w:pPr>
+      <w:r>
+        <w:rPr>
+          <w:sz w:val="16"/>
+          <w:szCs w:val="16"/>
+        </w:rPr>
+        <w:t>        </w:t>
+      </w:r>
+      <w:proofErr w:type="gramStart"/>
+      <w:r>
+        <w:rPr>
+          <w:sz w:val="16"/>
+          <w:szCs w:val="16"/>
+        </w:rPr>
+        <w:t>.</w:t>
       </w:r>
       <w:proofErr w:type="spellStart"/>
       <w:r>
@@ -13639,44 +13914,61 @@
         <w:t>sclk</w:t>
       </w:r>
       <w:proofErr w:type="spellEnd"/>
-      <w:r>
-        <w:rPr>
-          <w:sz w:val="16"/>
-          <w:szCs w:val="16"/>
-        </w:rPr>
-        <w:t>;</w:t>
-      </w:r>
-    </w:p>
-    <w:p>
-      <w:pPr>
-        <w:ind w:left="-709"/>
-        <w:rPr>
-          <w:sz w:val="16"/>
-          <w:szCs w:val="16"/>
-        </w:rPr>
-      </w:pPr>
-      <w:r>
-        <w:rPr>
-          <w:sz w:val="16"/>
-          <w:szCs w:val="16"/>
-        </w:rPr>
-        <w:t>    wire cs;</w:t>
-      </w:r>
-    </w:p>
-    <w:p>
-      <w:pPr>
-        <w:ind w:left="-709"/>
-        <w:rPr>
-          <w:sz w:val="16"/>
-          <w:szCs w:val="16"/>
-        </w:rPr>
-      </w:pPr>
-      <w:r>
-        <w:rPr>
-          <w:sz w:val="16"/>
-          <w:szCs w:val="16"/>
-        </w:rPr>
-        <w:t xml:space="preserve">    wire [7:0] </w:t>
+      <w:proofErr w:type="gramEnd"/>
+      <w:r>
+        <w:rPr>
+          <w:sz w:val="16"/>
+          <w:szCs w:val="16"/>
+        </w:rPr>
+        <w:t>(</w:t>
+      </w:r>
+      <w:proofErr w:type="spellStart"/>
+      <w:r>
+        <w:rPr>
+          <w:sz w:val="16"/>
+          <w:szCs w:val="16"/>
+        </w:rPr>
+        <w:t>sclk</w:t>
+      </w:r>
+      <w:proofErr w:type="spellEnd"/>
+      <w:r>
+        <w:rPr>
+          <w:sz w:val="16"/>
+          <w:szCs w:val="16"/>
+        </w:rPr>
+        <w:t>), </w:t>
+      </w:r>
+    </w:p>
+    <w:p>
+      <w:pPr>
+        <w:ind w:left="-709"/>
+        <w:rPr>
+          <w:sz w:val="16"/>
+          <w:szCs w:val="16"/>
+        </w:rPr>
+      </w:pPr>
+      <w:r>
+        <w:rPr>
+          <w:sz w:val="16"/>
+          <w:szCs w:val="16"/>
+        </w:rPr>
+        <w:t>        .cs(cs), </w:t>
+      </w:r>
+    </w:p>
+    <w:p>
+      <w:pPr>
+        <w:ind w:left="-709"/>
+        <w:rPr>
+          <w:sz w:val="16"/>
+          <w:szCs w:val="16"/>
+        </w:rPr>
+      </w:pPr>
+      <w:r>
+        <w:rPr>
+          <w:sz w:val="16"/>
+          <w:szCs w:val="16"/>
+        </w:rPr>
+        <w:t>        .</w:t>
       </w:r>
       <w:proofErr w:type="spellStart"/>
       <w:r>
@@ -13692,80 +13984,23 @@
           <w:sz w:val="16"/>
           <w:szCs w:val="16"/>
         </w:rPr>
-        <w:t>;</w:t>
-      </w:r>
-    </w:p>
-    <w:p>
-      <w:pPr>
-        <w:ind w:left="-709"/>
-        <w:rPr>
-          <w:sz w:val="16"/>
-          <w:szCs w:val="16"/>
-        </w:rPr>
-      </w:pPr>
-      <w:r>
-        <w:rPr>
-          <w:sz w:val="16"/>
-          <w:szCs w:val="16"/>
-        </w:rPr>
-        <w:t>    wire done;</w:t>
-      </w:r>
-    </w:p>
-    <w:p>
-      <w:pPr>
-        <w:ind w:left="-709"/>
-        <w:rPr>
-          <w:sz w:val="16"/>
-          <w:szCs w:val="16"/>
-        </w:rPr>
-      </w:pPr>
-    </w:p>
-    <w:p>
-      <w:pPr>
-        <w:ind w:left="-709"/>
-        <w:rPr>
-          <w:sz w:val="16"/>
-          <w:szCs w:val="16"/>
-        </w:rPr>
-      </w:pPr>
-      <w:r>
-        <w:rPr>
-          <w:sz w:val="16"/>
-          <w:szCs w:val="16"/>
-        </w:rPr>
-        <w:t>    </w:t>
-      </w:r>
-      <w:proofErr w:type="spellStart"/>
-      <w:r>
-        <w:rPr>
-          <w:sz w:val="16"/>
-          <w:szCs w:val="16"/>
-        </w:rPr>
-        <w:t>SPI_protocol</w:t>
-      </w:r>
-      <w:proofErr w:type="spellEnd"/>
-      <w:r>
-        <w:rPr>
-          <w:sz w:val="16"/>
-          <w:szCs w:val="16"/>
-        </w:rPr>
-        <w:t xml:space="preserve"> </w:t>
-      </w:r>
-      <w:proofErr w:type="spellStart"/>
-      <w:r>
-        <w:rPr>
-          <w:sz w:val="16"/>
-          <w:szCs w:val="16"/>
-        </w:rPr>
-        <w:t>uut</w:t>
-      </w:r>
-      <w:proofErr w:type="spellEnd"/>
-      <w:r>
-        <w:rPr>
-          <w:sz w:val="16"/>
-          <w:szCs w:val="16"/>
-        </w:rPr>
-        <w:t xml:space="preserve"> (</w:t>
+        <w:t>(</w:t>
+      </w:r>
+      <w:proofErr w:type="spellStart"/>
+      <w:r>
+        <w:rPr>
+          <w:sz w:val="16"/>
+          <w:szCs w:val="16"/>
+        </w:rPr>
+        <w:t>data_rx</w:t>
+      </w:r>
+      <w:proofErr w:type="spellEnd"/>
+      <w:r>
+        <w:rPr>
+          <w:sz w:val="16"/>
+          <w:szCs w:val="16"/>
+        </w:rPr>
+        <w:t>), </w:t>
       </w:r>
     </w:p>
     <w:p>
@@ -13789,531 +14024,6 @@
           <w:sz w:val="16"/>
           <w:szCs w:val="16"/>
         </w:rPr>
-        <w:t>.</w:t>
-      </w:r>
-      <w:proofErr w:type="spellStart"/>
-      <w:r>
-        <w:rPr>
-          <w:sz w:val="16"/>
-          <w:szCs w:val="16"/>
-        </w:rPr>
-        <w:t>clk</w:t>
-      </w:r>
-      <w:proofErr w:type="spellEnd"/>
-      <w:proofErr w:type="gramEnd"/>
-      <w:r>
-        <w:rPr>
-          <w:sz w:val="16"/>
-          <w:szCs w:val="16"/>
-        </w:rPr>
-        <w:t>(</w:t>
-      </w:r>
-      <w:proofErr w:type="spellStart"/>
-      <w:r>
-        <w:rPr>
-          <w:sz w:val="16"/>
-          <w:szCs w:val="16"/>
-        </w:rPr>
-        <w:t>clk</w:t>
-      </w:r>
-      <w:proofErr w:type="spellEnd"/>
-      <w:r>
-        <w:rPr>
-          <w:sz w:val="16"/>
-          <w:szCs w:val="16"/>
-        </w:rPr>
-        <w:t>), </w:t>
-      </w:r>
-    </w:p>
-    <w:p>
-      <w:pPr>
-        <w:ind w:left="-709"/>
-        <w:rPr>
-          <w:sz w:val="16"/>
-          <w:szCs w:val="16"/>
-        </w:rPr>
-      </w:pPr>
-      <w:r>
-        <w:rPr>
-          <w:sz w:val="16"/>
-          <w:szCs w:val="16"/>
-        </w:rPr>
-        <w:t>        </w:t>
-      </w:r>
-      <w:proofErr w:type="gramStart"/>
-      <w:r>
-        <w:rPr>
-          <w:sz w:val="16"/>
-          <w:szCs w:val="16"/>
-        </w:rPr>
-        <w:t>.</w:t>
-      </w:r>
-      <w:proofErr w:type="spellStart"/>
-      <w:r>
-        <w:rPr>
-          <w:sz w:val="16"/>
-          <w:szCs w:val="16"/>
-        </w:rPr>
-        <w:t>rst</w:t>
-      </w:r>
-      <w:proofErr w:type="spellEnd"/>
-      <w:proofErr w:type="gramEnd"/>
-      <w:r>
-        <w:rPr>
-          <w:sz w:val="16"/>
-          <w:szCs w:val="16"/>
-        </w:rPr>
-        <w:t>(</w:t>
-      </w:r>
-      <w:proofErr w:type="spellStart"/>
-      <w:r>
-        <w:rPr>
-          <w:sz w:val="16"/>
-          <w:szCs w:val="16"/>
-        </w:rPr>
-        <w:t>rst</w:t>
-      </w:r>
-      <w:proofErr w:type="spellEnd"/>
-      <w:r>
-        <w:rPr>
-          <w:sz w:val="16"/>
-          <w:szCs w:val="16"/>
-        </w:rPr>
-        <w:t>), </w:t>
-      </w:r>
-    </w:p>
-    <w:p>
-      <w:pPr>
-        <w:ind w:left="-709"/>
-        <w:rPr>
-          <w:sz w:val="16"/>
-          <w:szCs w:val="16"/>
-        </w:rPr>
-      </w:pPr>
-      <w:r>
-        <w:rPr>
-          <w:sz w:val="16"/>
-          <w:szCs w:val="16"/>
-        </w:rPr>
-        <w:t>        </w:t>
-      </w:r>
-      <w:proofErr w:type="gramStart"/>
-      <w:r>
-        <w:rPr>
-          <w:sz w:val="16"/>
-          <w:szCs w:val="16"/>
-        </w:rPr>
-        <w:t>.start</w:t>
-      </w:r>
-      <w:proofErr w:type="gramEnd"/>
-      <w:r>
-        <w:rPr>
-          <w:sz w:val="16"/>
-          <w:szCs w:val="16"/>
-        </w:rPr>
-        <w:t>(start), </w:t>
-      </w:r>
-    </w:p>
-    <w:p>
-      <w:pPr>
-        <w:ind w:left="-709"/>
-        <w:rPr>
-          <w:sz w:val="16"/>
-          <w:szCs w:val="16"/>
-        </w:rPr>
-      </w:pPr>
-      <w:r>
-        <w:rPr>
-          <w:sz w:val="16"/>
-          <w:szCs w:val="16"/>
-        </w:rPr>
-        <w:t>        </w:t>
-      </w:r>
-      <w:proofErr w:type="gramStart"/>
-      <w:r>
-        <w:rPr>
-          <w:sz w:val="16"/>
-          <w:szCs w:val="16"/>
-        </w:rPr>
-        <w:t>.</w:t>
-      </w:r>
-      <w:proofErr w:type="spellStart"/>
-      <w:r>
-        <w:rPr>
-          <w:sz w:val="16"/>
-          <w:szCs w:val="16"/>
-        </w:rPr>
-        <w:t>cshold</w:t>
-      </w:r>
-      <w:proofErr w:type="spellEnd"/>
-      <w:proofErr w:type="gramEnd"/>
-      <w:r>
-        <w:rPr>
-          <w:sz w:val="16"/>
-          <w:szCs w:val="16"/>
-        </w:rPr>
-        <w:t>(</w:t>
-      </w:r>
-      <w:proofErr w:type="spellStart"/>
-      <w:r>
-        <w:rPr>
-          <w:sz w:val="16"/>
-          <w:szCs w:val="16"/>
-        </w:rPr>
-        <w:t>cshold</w:t>
-      </w:r>
-      <w:proofErr w:type="spellEnd"/>
-      <w:r>
-        <w:rPr>
-          <w:sz w:val="16"/>
-          <w:szCs w:val="16"/>
-        </w:rPr>
-        <w:t>), </w:t>
-      </w:r>
-    </w:p>
-    <w:p>
-      <w:pPr>
-        <w:ind w:left="-709"/>
-        <w:rPr>
-          <w:sz w:val="16"/>
-          <w:szCs w:val="16"/>
-        </w:rPr>
-      </w:pPr>
-      <w:r>
-        <w:rPr>
-          <w:sz w:val="16"/>
-          <w:szCs w:val="16"/>
-        </w:rPr>
-        <w:t>        </w:t>
-      </w:r>
-      <w:proofErr w:type="gramStart"/>
-      <w:r>
-        <w:rPr>
-          <w:sz w:val="16"/>
-          <w:szCs w:val="16"/>
-        </w:rPr>
-        <w:t>.miso</w:t>
-      </w:r>
-      <w:proofErr w:type="gramEnd"/>
-      <w:r>
-        <w:rPr>
-          <w:sz w:val="16"/>
-          <w:szCs w:val="16"/>
-        </w:rPr>
-        <w:t>(miso), </w:t>
-      </w:r>
-    </w:p>
-    <w:p>
-      <w:pPr>
-        <w:ind w:left="-709"/>
-        <w:rPr>
-          <w:sz w:val="16"/>
-          <w:szCs w:val="16"/>
-        </w:rPr>
-      </w:pPr>
-      <w:r>
-        <w:rPr>
-          <w:sz w:val="16"/>
-          <w:szCs w:val="16"/>
-        </w:rPr>
-        <w:t>        </w:t>
-      </w:r>
-      <w:proofErr w:type="gramStart"/>
-      <w:r>
-        <w:rPr>
-          <w:sz w:val="16"/>
-          <w:szCs w:val="16"/>
-        </w:rPr>
-        <w:t>.</w:t>
-      </w:r>
-      <w:proofErr w:type="spellStart"/>
-      <w:r>
-        <w:rPr>
-          <w:sz w:val="16"/>
-          <w:szCs w:val="16"/>
-        </w:rPr>
-        <w:t>wdelay</w:t>
-      </w:r>
-      <w:proofErr w:type="gramEnd"/>
-      <w:r>
-        <w:rPr>
-          <w:sz w:val="16"/>
-          <w:szCs w:val="16"/>
-        </w:rPr>
-        <w:t>_enable</w:t>
-      </w:r>
-      <w:proofErr w:type="spellEnd"/>
-      <w:r>
-        <w:rPr>
-          <w:sz w:val="16"/>
-          <w:szCs w:val="16"/>
-        </w:rPr>
-        <w:t>(</w:t>
-      </w:r>
-      <w:proofErr w:type="spellStart"/>
-      <w:r>
-        <w:rPr>
-          <w:sz w:val="16"/>
-          <w:szCs w:val="16"/>
-        </w:rPr>
-        <w:t>wdelay_enable</w:t>
-      </w:r>
-      <w:proofErr w:type="spellEnd"/>
-      <w:r>
-        <w:rPr>
-          <w:sz w:val="16"/>
-          <w:szCs w:val="16"/>
-        </w:rPr>
-        <w:t>), </w:t>
-      </w:r>
-    </w:p>
-    <w:p>
-      <w:pPr>
-        <w:ind w:left="-709"/>
-        <w:rPr>
-          <w:sz w:val="16"/>
-          <w:szCs w:val="16"/>
-        </w:rPr>
-      </w:pPr>
-      <w:r>
-        <w:rPr>
-          <w:sz w:val="16"/>
-          <w:szCs w:val="16"/>
-        </w:rPr>
-        <w:t>        .</w:t>
-      </w:r>
-      <w:proofErr w:type="spellStart"/>
-      <w:r>
-        <w:rPr>
-          <w:sz w:val="16"/>
-          <w:szCs w:val="16"/>
-        </w:rPr>
-        <w:t>data_tx</w:t>
-      </w:r>
-      <w:proofErr w:type="spellEnd"/>
-      <w:r>
-        <w:rPr>
-          <w:sz w:val="16"/>
-          <w:szCs w:val="16"/>
-        </w:rPr>
-        <w:t>(</w:t>
-      </w:r>
-      <w:proofErr w:type="spellStart"/>
-      <w:r>
-        <w:rPr>
-          <w:sz w:val="16"/>
-          <w:szCs w:val="16"/>
-        </w:rPr>
-        <w:t>data_tx</w:t>
-      </w:r>
-      <w:proofErr w:type="spellEnd"/>
-      <w:r>
-        <w:rPr>
-          <w:sz w:val="16"/>
-          <w:szCs w:val="16"/>
-        </w:rPr>
-        <w:t>), </w:t>
-      </w:r>
-    </w:p>
-    <w:p>
-      <w:pPr>
-        <w:ind w:left="-709"/>
-        <w:rPr>
-          <w:sz w:val="16"/>
-          <w:szCs w:val="16"/>
-        </w:rPr>
-      </w:pPr>
-      <w:r>
-        <w:rPr>
-          <w:sz w:val="16"/>
-          <w:szCs w:val="16"/>
-        </w:rPr>
-        <w:t>        </w:t>
-      </w:r>
-      <w:proofErr w:type="gramStart"/>
-      <w:r>
-        <w:rPr>
-          <w:sz w:val="16"/>
-          <w:szCs w:val="16"/>
-        </w:rPr>
-        <w:t>.</w:t>
-      </w:r>
-      <w:proofErr w:type="spellStart"/>
-      <w:r>
-        <w:rPr>
-          <w:sz w:val="16"/>
-          <w:szCs w:val="16"/>
-        </w:rPr>
-        <w:t>mosi</w:t>
-      </w:r>
-      <w:proofErr w:type="spellEnd"/>
-      <w:proofErr w:type="gramEnd"/>
-      <w:r>
-        <w:rPr>
-          <w:sz w:val="16"/>
-          <w:szCs w:val="16"/>
-        </w:rPr>
-        <w:t>(</w:t>
-      </w:r>
-      <w:proofErr w:type="spellStart"/>
-      <w:r>
-        <w:rPr>
-          <w:sz w:val="16"/>
-          <w:szCs w:val="16"/>
-        </w:rPr>
-        <w:t>mosi</w:t>
-      </w:r>
-      <w:proofErr w:type="spellEnd"/>
-      <w:r>
-        <w:rPr>
-          <w:sz w:val="16"/>
-          <w:szCs w:val="16"/>
-        </w:rPr>
-        <w:t>), </w:t>
-      </w:r>
-    </w:p>
-    <w:p>
-      <w:pPr>
-        <w:ind w:left="-709"/>
-        <w:rPr>
-          <w:sz w:val="16"/>
-          <w:szCs w:val="16"/>
-        </w:rPr>
-      </w:pPr>
-      <w:r>
-        <w:rPr>
-          <w:sz w:val="16"/>
-          <w:szCs w:val="16"/>
-        </w:rPr>
-        <w:t>        </w:t>
-      </w:r>
-      <w:proofErr w:type="gramStart"/>
-      <w:r>
-        <w:rPr>
-          <w:sz w:val="16"/>
-          <w:szCs w:val="16"/>
-        </w:rPr>
-        <w:t>.</w:t>
-      </w:r>
-      <w:proofErr w:type="spellStart"/>
-      <w:r>
-        <w:rPr>
-          <w:sz w:val="16"/>
-          <w:szCs w:val="16"/>
-        </w:rPr>
-        <w:t>sclk</w:t>
-      </w:r>
-      <w:proofErr w:type="spellEnd"/>
-      <w:proofErr w:type="gramEnd"/>
-      <w:r>
-        <w:rPr>
-          <w:sz w:val="16"/>
-          <w:szCs w:val="16"/>
-        </w:rPr>
-        <w:t>(</w:t>
-      </w:r>
-      <w:proofErr w:type="spellStart"/>
-      <w:r>
-        <w:rPr>
-          <w:sz w:val="16"/>
-          <w:szCs w:val="16"/>
-        </w:rPr>
-        <w:t>sclk</w:t>
-      </w:r>
-      <w:proofErr w:type="spellEnd"/>
-      <w:r>
-        <w:rPr>
-          <w:sz w:val="16"/>
-          <w:szCs w:val="16"/>
-        </w:rPr>
-        <w:t>), </w:t>
-      </w:r>
-    </w:p>
-    <w:p>
-      <w:pPr>
-        <w:ind w:left="-709"/>
-        <w:rPr>
-          <w:sz w:val="16"/>
-          <w:szCs w:val="16"/>
-        </w:rPr>
-      </w:pPr>
-      <w:r>
-        <w:rPr>
-          <w:sz w:val="16"/>
-          <w:szCs w:val="16"/>
-        </w:rPr>
-        <w:t>        .cs(cs), </w:t>
-      </w:r>
-    </w:p>
-    <w:p>
-      <w:pPr>
-        <w:ind w:left="-709"/>
-        <w:rPr>
-          <w:sz w:val="16"/>
-          <w:szCs w:val="16"/>
-        </w:rPr>
-      </w:pPr>
-      <w:r>
-        <w:rPr>
-          <w:sz w:val="16"/>
-          <w:szCs w:val="16"/>
-        </w:rPr>
-        <w:t>        .</w:t>
-      </w:r>
-      <w:proofErr w:type="spellStart"/>
-      <w:r>
-        <w:rPr>
-          <w:sz w:val="16"/>
-          <w:szCs w:val="16"/>
-        </w:rPr>
-        <w:t>data_rx</w:t>
-      </w:r>
-      <w:proofErr w:type="spellEnd"/>
-      <w:r>
-        <w:rPr>
-          <w:sz w:val="16"/>
-          <w:szCs w:val="16"/>
-        </w:rPr>
-        <w:t>(</w:t>
-      </w:r>
-      <w:proofErr w:type="spellStart"/>
-      <w:r>
-        <w:rPr>
-          <w:sz w:val="16"/>
-          <w:szCs w:val="16"/>
-        </w:rPr>
-        <w:t>data_rx</w:t>
-      </w:r>
-      <w:proofErr w:type="spellEnd"/>
-      <w:r>
-        <w:rPr>
-          <w:sz w:val="16"/>
-          <w:szCs w:val="16"/>
-        </w:rPr>
-        <w:t>), </w:t>
-      </w:r>
-    </w:p>
-    <w:p>
-      <w:pPr>
-        <w:ind w:left="-709"/>
-        <w:rPr>
-          <w:sz w:val="16"/>
-          <w:szCs w:val="16"/>
-        </w:rPr>
-      </w:pPr>
-      <w:r>
-        <w:rPr>
-          <w:sz w:val="16"/>
-          <w:szCs w:val="16"/>
-        </w:rPr>
-        <w:t>        </w:t>
-      </w:r>
-      <w:proofErr w:type="gramStart"/>
-      <w:r>
-        <w:rPr>
-          <w:sz w:val="16"/>
-          <w:szCs w:val="16"/>
-        </w:rPr>
         <w:t>.done</w:t>
       </w:r>
       <w:proofErr w:type="gramEnd"/>
@@ -14354,23 +14064,7 @@
           <w:sz w:val="16"/>
           <w:szCs w:val="16"/>
         </w:rPr>
-        <w:t xml:space="preserve">    initial </w:t>
-      </w:r>
-      <w:proofErr w:type="spellStart"/>
-      <w:r>
-        <w:rPr>
-          <w:sz w:val="16"/>
-          <w:szCs w:val="16"/>
-        </w:rPr>
-        <w:t>clk</w:t>
-      </w:r>
-      <w:proofErr w:type="spellEnd"/>
-      <w:r>
-        <w:rPr>
-          <w:sz w:val="16"/>
-          <w:szCs w:val="16"/>
-        </w:rPr>
-        <w:t xml:space="preserve"> = 0;</w:t>
+        <w:t>    initial clk = 0;</w:t>
       </w:r>
     </w:p>
     <w:p>
@@ -14387,39 +14081,7 @@
           <w:szCs w:val="16"/>
         </w:rPr>
         <w:lastRenderedPageBreak/>
-        <w:t xml:space="preserve">    always #5 </w:t>
-      </w:r>
-      <w:proofErr w:type="spellStart"/>
-      <w:r>
-        <w:rPr>
-          <w:sz w:val="16"/>
-          <w:szCs w:val="16"/>
-        </w:rPr>
-        <w:t>clk</w:t>
-      </w:r>
-      <w:proofErr w:type="spellEnd"/>
-      <w:r>
-        <w:rPr>
-          <w:sz w:val="16"/>
-          <w:szCs w:val="16"/>
-        </w:rPr>
-        <w:t xml:space="preserve"> = ~</w:t>
-      </w:r>
-      <w:proofErr w:type="spellStart"/>
-      <w:r>
-        <w:rPr>
-          <w:sz w:val="16"/>
-          <w:szCs w:val="16"/>
-        </w:rPr>
-        <w:t>clk</w:t>
-      </w:r>
-      <w:proofErr w:type="spellEnd"/>
-      <w:r>
-        <w:rPr>
-          <w:sz w:val="16"/>
-          <w:szCs w:val="16"/>
-        </w:rPr>
-        <w:t>;</w:t>
+        <w:t>    always #5 clk = ~clk;</w:t>
       </w:r>
     </w:p>
     <w:p>
@@ -16570,6 +16232,7 @@
   <w:style w:type="character" w:default="1" w:styleId="DefaultParagraphFont">
     <w:name w:val="Default Paragraph Font"/>
     <w:uiPriority w:val="1"/>
+    <w:semiHidden/>
     <w:unhideWhenUsed/>
   </w:style>
   <w:style w:type="table" w:default="1" w:styleId="TableNormal">
